--- a/lessons/6-4/downloads/reveal/teacher/6.4-session-1-prerequisite-practice-b.docx
+++ b/lessons/6-4/downloads/reveal/teacher/6.4-session-1-prerequisite-practice-b.docx
@@ -15,10 +15,28 @@
         <w:rPr>
           <w:rFonts w:ascii="Avenir Next" w:hAnsi="Avenir Next" w:cs="Avenir Next" w:eastAsia="Avenir Next"/>
           <w:color w:val="1A1A1A"/>
+          <w:sz w:val="22"/>
+          <w:szCs w:val="20"/>
+        </w:rPr>
+        <w:t xml:space="preserve">Name</w:t>
+      </w:r>
+      <w:r>
+        <w:rPr>
+          <w:rFonts w:ascii="Avenir Next" w:hAnsi="Avenir Next" w:cs="Avenir Next" w:eastAsia="Avenir Next"/>
+          <w:color w:val="1A1A1A"/>
           <w:sz w:val="20"/>
           <w:szCs w:val="20"/>
         </w:rPr>
-        <w:t xml:space="preserve">Name</w:t>
+        <w:tab/>
+      </w:r>
+      <w:r>
+        <w:rPr>
+          <w:rFonts w:ascii="Avenir Next" w:hAnsi="Avenir Next" w:cs="Avenir Next" w:eastAsia="Avenir Next"/>
+          <w:color w:val="1A1A1A"/>
+          <w:sz w:val="22"/>
+          <w:szCs w:val="20"/>
+        </w:rPr>
+        <w:t xml:space="preserve">   Date</w:t>
       </w:r>
       <w:r>
         <w:rPr>
@@ -33,25 +51,7 @@
         <w:rPr>
           <w:rFonts w:ascii="Avenir Next" w:hAnsi="Avenir Next" w:cs="Avenir Next" w:eastAsia="Avenir Next"/>
           <w:color w:val="1A1A1A"/>
-          <w:sz w:val="20"/>
-          <w:szCs w:val="20"/>
-        </w:rPr>
-        <w:t xml:space="preserve">   Date</w:t>
-      </w:r>
-      <w:r>
-        <w:rPr>
-          <w:rFonts w:ascii="Avenir Next" w:hAnsi="Avenir Next" w:cs="Avenir Next" w:eastAsia="Avenir Next"/>
-          <w:color w:val="1A1A1A"/>
-          <w:sz w:val="20"/>
-          <w:szCs w:val="20"/>
-        </w:rPr>
-        <w:tab/>
-      </w:r>
-      <w:r>
-        <w:rPr>
-          <w:rFonts w:ascii="Avenir Next" w:hAnsi="Avenir Next" w:cs="Avenir Next" w:eastAsia="Avenir Next"/>
-          <w:color w:val="1A1A1A"/>
-          <w:sz w:val="20"/>
+          <w:sz w:val="22"/>
           <w:szCs w:val="20"/>
         </w:rPr>
         <w:t xml:space="preserve">   Period</w:t>
@@ -78,7 +78,7 @@
           <w:caps/>
           <w:color w:val="003A70"/>
           <w:spacing w:val="12"/>
-          <w:sz w:val="19"/>
+          <w:sz w:val="22"/>
           <w:szCs w:val="19"/>
         </w:rPr>
         <w:t xml:space="preserve">Lesson 6-4  ·  Session 1  ·  Prerequisite Practice B  ·  Skill 1 of 2</w:t>
@@ -86,6 +86,7 @@
     </w:p>
     <w:p>
       <w:pPr>
+        <w:pStyle w:val="Heading1"/>
         <w:keepNext/>
         <w:spacing w:before="0" w:after="10" w:line="240" w:lineRule="auto"/>
       </w:pPr>
@@ -111,7 +112,7 @@
         <w:rPr>
           <w:rFonts w:ascii="Avenir Next" w:hAnsi="Avenir Next" w:cs="Avenir Next" w:eastAsia="Avenir Next"/>
           <w:color w:val="5A5F66"/>
-          <w:sz w:val="17"/>
+          <w:sz w:val="22"/>
           <w:szCs w:val="17"/>
         </w:rPr>
         <w:t xml:space="preserve">Builds on Lesson 6-3 · 6.EE.A.1</w:t>
@@ -154,6 +155,7 @@
           </w:tcPr>
           <w:p>
             <w:pPr>
+              <w:pStyle w:val="Heading2"/>
               <w:spacing w:before="0" w:after="0" w:line="252" w:lineRule="auto"/>
             </w:pPr>
             <w:r>
@@ -183,7 +185,7 @@
               <w:rPr>
                 <w:rFonts w:ascii="Avenir Next" w:hAnsi="Avenir Next" w:cs="Avenir Next" w:eastAsia="Avenir Next"/>
                 <w:color w:val="1A1A1A"/>
-                <w:sz w:val="20"/>
+                <w:sz w:val="22"/>
                 <w:szCs w:val="20"/>
               </w:rPr>
               <w:t xml:space="preserve">A square garden with 15 plants on each side has 15</w:t>
@@ -192,7 +194,7 @@
               <w:rPr>
                 <w:rFonts w:ascii="Avenir Next" w:hAnsi="Avenir Next" w:cs="Avenir Next" w:eastAsia="Avenir Next"/>
                 <w:color w:val="1A1A1A"/>
-                <w:sz w:val="20"/>
+                <w:sz w:val="22"/>
                 <w:szCs w:val="20"/>
                 <w:vertAlign w:val="superscript"/>
               </w:rPr>
@@ -202,7 +204,7 @@
               <w:rPr>
                 <w:rFonts w:ascii="Avenir Next" w:hAnsi="Avenir Next" w:cs="Avenir Next" w:eastAsia="Avenir Next"/>
                 <w:color w:val="1A1A1A"/>
-                <w:sz w:val="20"/>
+                <w:sz w:val="22"/>
                 <w:szCs w:val="20"/>
               </w:rPr>
               <w:t xml:space="preserve"> plants.</w:t>
@@ -222,6 +224,7 @@
           </w:tcPr>
           <w:p>
             <w:pPr>
+              <w:pStyle w:val="Heading2"/>
               <w:spacing w:before="0" w:after="0" w:line="252" w:lineRule="auto"/>
             </w:pPr>
             <w:r>
@@ -251,7 +254,7 @@
               <w:rPr>
                 <w:rFonts w:ascii="Avenir Next" w:hAnsi="Avenir Next" w:cs="Avenir Next" w:eastAsia="Avenir Next"/>
                 <w:color w:val="1A1A1A"/>
-                <w:sz w:val="20"/>
+                <w:sz w:val="22"/>
                 <w:szCs w:val="20"/>
               </w:rPr>
               <w:t xml:space="preserve">Write a square with exponent 2 and a cube with exponent 3, like 6</w:t>
@@ -260,7 +263,7 @@
               <w:rPr>
                 <w:rFonts w:ascii="Avenir Next" w:hAnsi="Avenir Next" w:cs="Avenir Next" w:eastAsia="Avenir Next"/>
                 <w:color w:val="1A1A1A"/>
-                <w:sz w:val="20"/>
+                <w:sz w:val="22"/>
                 <w:szCs w:val="20"/>
                 <w:vertAlign w:val="superscript"/>
               </w:rPr>
@@ -270,7 +273,7 @@
               <w:rPr>
                 <w:rFonts w:ascii="Avenir Next" w:hAnsi="Avenir Next" w:cs="Avenir Next" w:eastAsia="Avenir Next"/>
                 <w:color w:val="1A1A1A"/>
-                <w:sz w:val="20"/>
+                <w:sz w:val="22"/>
                 <w:szCs w:val="20"/>
               </w:rPr>
               <w:t xml:space="preserve">.  </w:t>
@@ -280,7 +283,7 @@
                 <w:rFonts w:ascii="Avenir Next" w:hAnsi="Avenir Next" w:cs="Avenir Next" w:eastAsia="Avenir Next"/>
                 <w:b/>
                 <w:color w:val="1A1A1A"/>
-                <w:sz w:val="20"/>
+                <w:sz w:val="22"/>
                 <w:szCs w:val="20"/>
               </w:rPr>
               <w:t xml:space="preserve">You will use it in Practice Form A, problems 4 and 6.</w:t>
@@ -291,6 +294,7 @@
     </w:tbl>
     <w:p>
       <w:pPr>
+        <w:pStyle w:val="Heading2"/>
         <w:keepNext/>
         <w:pBdr>
           <w:bottom w:val="single" w:sz="8" w:space="3" w:color="003A70"/>
@@ -306,7 +310,7 @@
           <w:b/>
           <w:color w:val="003A70"/>
           <w:spacing w:val="14"/>
-          <w:sz w:val="19"/>
+          <w:sz w:val="22"/>
           <w:szCs w:val="19"/>
         </w:rPr>
         <w:t xml:space="preserve">STEPS TO FOLLOW</w:t>
@@ -325,7 +329,7 @@
           <w:rFonts w:ascii="Avenir Next" w:hAnsi="Avenir Next" w:cs="Avenir Next" w:eastAsia="Avenir Next"/>
           <w:i/>
           <w:color w:val="5A5F66"/>
-          <w:sz w:val="17"/>
+          <w:sz w:val="22"/>
           <w:szCs w:val="17"/>
         </w:rPr>
         <w:t xml:space="preserve">use these same steps on every problem</w:t>
@@ -367,6 +371,7 @@
           </w:tcPr>
           <w:p>
             <w:pPr>
+              <w:pStyle w:val="Heading1"/>
               <w:spacing w:before="0" w:after="0" w:line="240" w:lineRule="auto"/>
               <w:jc w:val="center"/>
             </w:pPr>
@@ -395,7 +400,7 @@
               <w:rPr>
                 <w:rFonts w:ascii="Avenir Next" w:hAnsi="Avenir Next" w:cs="Avenir Next" w:eastAsia="Avenir Next"/>
                 <w:color w:val="1A1A1A"/>
-                <w:sz w:val="21"/>
+                <w:sz w:val="22"/>
                 <w:szCs w:val="21"/>
               </w:rPr>
               <w:t xml:space="preserve">Find the </w:t>
@@ -405,7 +410,7 @@
                 <w:rFonts w:ascii="Avenir Next" w:hAnsi="Avenir Next" w:cs="Avenir Next" w:eastAsia="Avenir Next"/>
                 <w:b/>
                 <w:color w:val="1A1A1A"/>
-                <w:sz w:val="21"/>
+                <w:sz w:val="22"/>
                 <w:szCs w:val="21"/>
               </w:rPr>
               <w:t xml:space="preserve">side</w:t>
@@ -414,7 +419,7 @@
               <w:rPr>
                 <w:rFonts w:ascii="Avenir Next" w:hAnsi="Avenir Next" w:cs="Avenir Next" w:eastAsia="Avenir Next"/>
                 <w:color w:val="1A1A1A"/>
-                <w:sz w:val="21"/>
+                <w:sz w:val="22"/>
                 <w:szCs w:val="21"/>
               </w:rPr>
               <w:t xml:space="preserve"> length. That is the base.</w:t>
@@ -433,6 +438,7 @@
           </w:tcPr>
           <w:p>
             <w:pPr>
+              <w:pStyle w:val="Heading1"/>
               <w:spacing w:before="0" w:after="0" w:line="240" w:lineRule="auto"/>
               <w:jc w:val="center"/>
             </w:pPr>
@@ -461,7 +467,7 @@
               <w:rPr>
                 <w:rFonts w:ascii="Avenir Next" w:hAnsi="Avenir Next" w:cs="Avenir Next" w:eastAsia="Avenir Next"/>
                 <w:color w:val="1A1A1A"/>
-                <w:sz w:val="21"/>
+                <w:sz w:val="22"/>
                 <w:szCs w:val="21"/>
               </w:rPr>
               <w:t xml:space="preserve">Square: exponent </w:t>
@@ -471,7 +477,7 @@
                 <w:rFonts w:ascii="Avenir Next" w:hAnsi="Avenir Next" w:cs="Avenir Next" w:eastAsia="Avenir Next"/>
                 <w:b/>
                 <w:color w:val="1A1A1A"/>
-                <w:sz w:val="21"/>
+                <w:sz w:val="22"/>
                 <w:szCs w:val="21"/>
               </w:rPr>
               <w:t xml:space="preserve">2</w:t>
@@ -480,7 +486,7 @@
               <w:rPr>
                 <w:rFonts w:ascii="Avenir Next" w:hAnsi="Avenir Next" w:cs="Avenir Next" w:eastAsia="Avenir Next"/>
                 <w:color w:val="1A1A1A"/>
-                <w:sz w:val="21"/>
+                <w:sz w:val="22"/>
                 <w:szCs w:val="21"/>
               </w:rPr>
               <w:t xml:space="preserve">. Cube: exponent 3.</w:t>
@@ -499,6 +505,7 @@
           </w:tcPr>
           <w:p>
             <w:pPr>
+              <w:pStyle w:val="Heading1"/>
               <w:spacing w:before="0" w:after="0" w:line="240" w:lineRule="auto"/>
               <w:jc w:val="center"/>
             </w:pPr>
@@ -528,7 +535,7 @@
                 <w:rFonts w:ascii="Avenir Next" w:hAnsi="Avenir Next" w:cs="Avenir Next" w:eastAsia="Avenir Next"/>
                 <w:b/>
                 <w:color w:val="1A1A1A"/>
-                <w:sz w:val="21"/>
+                <w:sz w:val="22"/>
                 <w:szCs w:val="21"/>
               </w:rPr>
               <w:t xml:space="preserve">Evaluate</w:t>
@@ -537,7 +544,7 @@
               <w:rPr>
                 <w:rFonts w:ascii="Avenir Next" w:hAnsi="Avenir Next" w:cs="Avenir Next" w:eastAsia="Avenir Next"/>
                 <w:color w:val="1A1A1A"/>
-                <w:sz w:val="21"/>
+                <w:sz w:val="22"/>
                 <w:szCs w:val="21"/>
               </w:rPr>
               <w:t xml:space="preserve">. Multiply the base that many times.</w:t>
@@ -548,6 +555,7 @@
     </w:tbl>
     <w:p>
       <w:pPr>
+        <w:pStyle w:val="Heading2"/>
         <w:keepNext/>
         <w:pBdr>
           <w:bottom w:val="single" w:sz="8" w:space="3" w:color="003A70"/>
@@ -563,7 +571,7 @@
           <w:b/>
           <w:color w:val="003A70"/>
           <w:spacing w:val="14"/>
-          <w:sz w:val="19"/>
+          <w:sz w:val="22"/>
           <w:szCs w:val="19"/>
         </w:rPr>
         <w:t xml:space="preserve">WATCH ME</w:t>
@@ -582,7 +590,7 @@
           <w:rFonts w:ascii="Avenir Next" w:hAnsi="Avenir Next" w:cs="Avenir Next" w:eastAsia="Avenir Next"/>
           <w:i/>
           <w:color w:val="5A5F66"/>
-          <w:sz w:val="17"/>
+          <w:sz w:val="22"/>
           <w:szCs w:val="17"/>
         </w:rPr>
         <w:t xml:space="preserve">the steps in action</w:t>
@@ -597,7 +605,7 @@
           <w:rFonts w:ascii="Avenir Next" w:hAnsi="Avenir Next" w:cs="Avenir Next" w:eastAsia="Avenir Next"/>
           <w:b/>
           <w:color w:val="1A1A1A"/>
-          <w:sz w:val="21"/>
+          <w:sz w:val="22"/>
           <w:szCs w:val="21"/>
         </w:rPr>
         <w:t xml:space="preserve">A cube has edges of 5 units. Write the number of unit cubes as a power. Evaluate.</w:t>
@@ -616,25 +624,25 @@
           <w:rFonts w:ascii="Avenir Next" w:hAnsi="Avenir Next" w:cs="Avenir Next" w:eastAsia="Avenir Next"/>
           <w:b/>
           <w:color w:val="003A70"/>
+          <w:sz w:val="22"/>
+          <w:szCs w:val="19"/>
+        </w:rPr>
+        <w:t xml:space="preserve">Step 1</w:t>
+      </w:r>
+      <w:r>
+        <w:rPr>
+          <w:rFonts w:ascii="Avenir Next" w:hAnsi="Avenir Next" w:cs="Avenir Next" w:eastAsia="Avenir Next"/>
+          <w:color w:val="1A1A1A"/>
           <w:sz w:val="19"/>
           <w:szCs w:val="19"/>
         </w:rPr>
-        <w:t xml:space="preserve">Step 1</w:t>
-      </w:r>
-      <w:r>
-        <w:rPr>
-          <w:rFonts w:ascii="Avenir Next" w:hAnsi="Avenir Next" w:cs="Avenir Next" w:eastAsia="Avenir Next"/>
-          <w:color w:val="1A1A1A"/>
-          <w:sz w:val="19"/>
-          <w:szCs w:val="19"/>
-        </w:rPr>
         <w:tab/>
       </w:r>
       <w:r>
         <w:rPr>
           <w:rFonts w:ascii="Avenir Next" w:hAnsi="Avenir Next" w:cs="Avenir Next" w:eastAsia="Avenir Next"/>
           <w:color w:val="1A1A1A"/>
-          <w:sz w:val="21"/>
+          <w:sz w:val="22"/>
           <w:szCs w:val="21"/>
         </w:rPr>
         <w:t xml:space="preserve">The base is 5.</w:t>
@@ -653,25 +661,25 @@
           <w:rFonts w:ascii="Avenir Next" w:hAnsi="Avenir Next" w:cs="Avenir Next" w:eastAsia="Avenir Next"/>
           <w:b/>
           <w:color w:val="003A70"/>
+          <w:sz w:val="22"/>
+          <w:szCs w:val="19"/>
+        </w:rPr>
+        <w:t xml:space="preserve">Step 2</w:t>
+      </w:r>
+      <w:r>
+        <w:rPr>
+          <w:rFonts w:ascii="Avenir Next" w:hAnsi="Avenir Next" w:cs="Avenir Next" w:eastAsia="Avenir Next"/>
+          <w:color w:val="1A1A1A"/>
           <w:sz w:val="19"/>
           <w:szCs w:val="19"/>
         </w:rPr>
-        <w:t xml:space="preserve">Step 2</w:t>
-      </w:r>
-      <w:r>
-        <w:rPr>
-          <w:rFonts w:ascii="Avenir Next" w:hAnsi="Avenir Next" w:cs="Avenir Next" w:eastAsia="Avenir Next"/>
-          <w:color w:val="1A1A1A"/>
-          <w:sz w:val="19"/>
-          <w:szCs w:val="19"/>
-        </w:rPr>
         <w:tab/>
       </w:r>
       <w:r>
         <w:rPr>
           <w:rFonts w:ascii="Avenir Next" w:hAnsi="Avenir Next" w:cs="Avenir Next" w:eastAsia="Avenir Next"/>
           <w:color w:val="1A1A1A"/>
-          <w:sz w:val="21"/>
+          <w:sz w:val="22"/>
           <w:szCs w:val="21"/>
         </w:rPr>
         <w:t xml:space="preserve">A cube uses exponent 3: 5</w:t>
@@ -680,7 +688,7 @@
         <w:rPr>
           <w:rFonts w:ascii="Avenir Next" w:hAnsi="Avenir Next" w:cs="Avenir Next" w:eastAsia="Avenir Next"/>
           <w:color w:val="1A1A1A"/>
-          <w:sz w:val="21"/>
+          <w:sz w:val="22"/>
           <w:szCs w:val="21"/>
           <w:vertAlign w:val="superscript"/>
         </w:rPr>
@@ -690,7 +698,7 @@
         <w:rPr>
           <w:rFonts w:ascii="Avenir Next" w:hAnsi="Avenir Next" w:cs="Avenir Next" w:eastAsia="Avenir Next"/>
           <w:color w:val="1A1A1A"/>
-          <w:sz w:val="21"/>
+          <w:sz w:val="22"/>
           <w:szCs w:val="21"/>
         </w:rPr>
         <w:t xml:space="preserve">.</w:t>
@@ -709,25 +717,25 @@
           <w:rFonts w:ascii="Avenir Next" w:hAnsi="Avenir Next" w:cs="Avenir Next" w:eastAsia="Avenir Next"/>
           <w:b/>
           <w:color w:val="003A70"/>
+          <w:sz w:val="22"/>
+          <w:szCs w:val="19"/>
+        </w:rPr>
+        <w:t xml:space="preserve">Step 3</w:t>
+      </w:r>
+      <w:r>
+        <w:rPr>
+          <w:rFonts w:ascii="Avenir Next" w:hAnsi="Avenir Next" w:cs="Avenir Next" w:eastAsia="Avenir Next"/>
+          <w:color w:val="1A1A1A"/>
           <w:sz w:val="19"/>
           <w:szCs w:val="19"/>
         </w:rPr>
-        <w:t xml:space="preserve">Step 3</w:t>
-      </w:r>
-      <w:r>
-        <w:rPr>
-          <w:rFonts w:ascii="Avenir Next" w:hAnsi="Avenir Next" w:cs="Avenir Next" w:eastAsia="Avenir Next"/>
-          <w:color w:val="1A1A1A"/>
-          <w:sz w:val="19"/>
-          <w:szCs w:val="19"/>
-        </w:rPr>
         <w:tab/>
       </w:r>
       <w:r>
         <w:rPr>
           <w:rFonts w:ascii="Avenir Next" w:hAnsi="Avenir Next" w:cs="Avenir Next" w:eastAsia="Avenir Next"/>
           <w:color w:val="1A1A1A"/>
-          <w:sz w:val="21"/>
+          <w:sz w:val="22"/>
           <w:szCs w:val="21"/>
         </w:rPr>
         <w:t xml:space="preserve">5 × 5 × 5 = 125.</w:t>
@@ -746,18 +754,18 @@
           <w:rFonts w:ascii="Avenir Next" w:hAnsi="Avenir Next" w:cs="Avenir Next" w:eastAsia="Avenir Next"/>
           <w:b/>
           <w:color w:val="1A1A1A"/>
+          <w:sz w:val="22"/>
+          <w:szCs w:val="21"/>
+        </w:rPr>
+        <w:t xml:space="preserve">Answer</w:t>
+      </w:r>
+      <w:r>
+        <w:rPr>
+          <w:rFonts w:ascii="Avenir Next" w:hAnsi="Avenir Next" w:cs="Avenir Next" w:eastAsia="Avenir Next"/>
+          <w:color w:val="1A1A1A"/>
           <w:sz w:val="21"/>
           <w:szCs w:val="21"/>
         </w:rPr>
-        <w:t xml:space="preserve">Answer</w:t>
-      </w:r>
-      <w:r>
-        <w:rPr>
-          <w:rFonts w:ascii="Avenir Next" w:hAnsi="Avenir Next" w:cs="Avenir Next" w:eastAsia="Avenir Next"/>
-          <w:color w:val="1A1A1A"/>
-          <w:sz w:val="21"/>
-          <w:szCs w:val="21"/>
-        </w:rPr>
         <w:tab/>
       </w:r>
       <w:r>
@@ -765,7 +773,7 @@
           <w:rFonts w:ascii="Avenir Next" w:hAnsi="Avenir Next" w:cs="Avenir Next" w:eastAsia="Avenir Next"/>
           <w:b/>
           <w:color w:val="1A1A1A"/>
-          <w:sz w:val="21"/>
+          <w:sz w:val="22"/>
           <w:szCs w:val="21"/>
         </w:rPr>
         <w:t xml:space="preserve">5</w:t>
@@ -775,7 +783,7 @@
           <w:rFonts w:ascii="Avenir Next" w:hAnsi="Avenir Next" w:cs="Avenir Next" w:eastAsia="Avenir Next"/>
           <w:b/>
           <w:color w:val="1A1A1A"/>
-          <w:sz w:val="21"/>
+          <w:sz w:val="22"/>
           <w:szCs w:val="21"/>
           <w:vertAlign w:val="superscript"/>
         </w:rPr>
@@ -786,7 +794,7 @@
           <w:rFonts w:ascii="Avenir Next" w:hAnsi="Avenir Next" w:cs="Avenir Next" w:eastAsia="Avenir Next"/>
           <w:b/>
           <w:color w:val="1A1A1A"/>
-          <w:sz w:val="21"/>
+          <w:sz w:val="22"/>
           <w:szCs w:val="21"/>
         </w:rPr>
         <w:t xml:space="preserve"> = 125</w:t>
@@ -794,6 +802,7 @@
     </w:p>
     <w:p>
       <w:pPr>
+        <w:pStyle w:val="Heading2"/>
         <w:keepNext/>
         <w:pBdr>
           <w:bottom w:val="single" w:sz="8" w:space="3" w:color="003A70"/>
@@ -809,7 +818,7 @@
           <w:b/>
           <w:color w:val="003A70"/>
           <w:spacing w:val="14"/>
-          <w:sz w:val="19"/>
+          <w:sz w:val="22"/>
           <w:szCs w:val="19"/>
         </w:rPr>
         <w:t xml:space="preserve">TRY IT WITH HELP</w:t>
@@ -828,7 +837,7 @@
           <w:rFonts w:ascii="Avenir Next" w:hAnsi="Avenir Next" w:cs="Avenir Next" w:eastAsia="Avenir Next"/>
           <w:i/>
           <w:color w:val="5A5F66"/>
-          <w:sz w:val="17"/>
+          <w:sz w:val="22"/>
           <w:szCs w:val="17"/>
         </w:rPr>
         <w:t xml:space="preserve">fill in each step</w:t>
@@ -886,35 +895,35 @@
           <w:rFonts w:ascii="Avenir Next" w:hAnsi="Avenir Next" w:cs="Avenir Next" w:eastAsia="Avenir Next"/>
           <w:b/>
           <w:color w:val="003A70"/>
+          <w:sz w:val="22"/>
+          <w:szCs w:val="18"/>
+        </w:rPr>
+        <w:t xml:space="preserve">Step 1</w:t>
+      </w:r>
+      <w:r>
+        <w:rPr>
+          <w:rFonts w:ascii="Avenir Next" w:hAnsi="Avenir Next" w:cs="Avenir Next" w:eastAsia="Avenir Next"/>
+          <w:color w:val="1A1A1A"/>
           <w:sz w:val="18"/>
           <w:szCs w:val="18"/>
         </w:rPr>
-        <w:t xml:space="preserve">Step 1</w:t>
-      </w:r>
-      <w:r>
-        <w:rPr>
-          <w:rFonts w:ascii="Avenir Next" w:hAnsi="Avenir Next" w:cs="Avenir Next" w:eastAsia="Avenir Next"/>
-          <w:color w:val="1A1A1A"/>
-          <w:sz w:val="18"/>
-          <w:szCs w:val="18"/>
-        </w:rPr>
         <w:tab/>
       </w:r>
       <w:r>
         <w:rPr>
           <w:rFonts w:ascii="Avenir Next" w:hAnsi="Avenir Next" w:cs="Avenir Next" w:eastAsia="Avenir Next"/>
           <w:color w:val="1A1A1A"/>
+          <w:sz w:val="22"/>
+          <w:szCs w:val="21"/>
+        </w:rPr>
+        <w:t xml:space="preserve">The base is </w:t>
+      </w:r>
+      <w:r>
+        <w:rPr>
+          <w:rFonts w:ascii="Avenir Next" w:hAnsi="Avenir Next" w:cs="Avenir Next" w:eastAsia="Avenir Next"/>
+          <w:color w:val="1A1A1A"/>
           <w:sz w:val="21"/>
           <w:szCs w:val="21"/>
-        </w:rPr>
-        <w:t xml:space="preserve">The base is </w:t>
-      </w:r>
-      <w:r>
-        <w:rPr>
-          <w:rFonts w:ascii="Avenir Next" w:hAnsi="Avenir Next" w:cs="Avenir Next" w:eastAsia="Avenir Next"/>
-          <w:color w:val="1A1A1A"/>
-          <w:sz w:val="21"/>
-          <w:szCs w:val="21"/>
           <w:u w:val="single"/>
         </w:rPr>
         <w:t xml:space="preserve">                </w:t>
@@ -923,7 +932,7 @@
         <w:rPr>
           <w:rFonts w:ascii="Avenir Next" w:hAnsi="Avenir Next" w:cs="Avenir Next" w:eastAsia="Avenir Next"/>
           <w:color w:val="1A1A1A"/>
-          <w:sz w:val="21"/>
+          <w:sz w:val="22"/>
           <w:szCs w:val="21"/>
         </w:rPr>
         <w:t xml:space="preserve">.</w:t>
@@ -943,35 +952,35 @@
           <w:rFonts w:ascii="Avenir Next" w:hAnsi="Avenir Next" w:cs="Avenir Next" w:eastAsia="Avenir Next"/>
           <w:b/>
           <w:color w:val="003A70"/>
+          <w:sz w:val="22"/>
+          <w:szCs w:val="18"/>
+        </w:rPr>
+        <w:t xml:space="preserve">Step 2</w:t>
+      </w:r>
+      <w:r>
+        <w:rPr>
+          <w:rFonts w:ascii="Avenir Next" w:hAnsi="Avenir Next" w:cs="Avenir Next" w:eastAsia="Avenir Next"/>
+          <w:color w:val="1A1A1A"/>
           <w:sz w:val="18"/>
           <w:szCs w:val="18"/>
         </w:rPr>
-        <w:t xml:space="preserve">Step 2</w:t>
-      </w:r>
-      <w:r>
-        <w:rPr>
-          <w:rFonts w:ascii="Avenir Next" w:hAnsi="Avenir Next" w:cs="Avenir Next" w:eastAsia="Avenir Next"/>
-          <w:color w:val="1A1A1A"/>
-          <w:sz w:val="18"/>
-          <w:szCs w:val="18"/>
-        </w:rPr>
         <w:tab/>
       </w:r>
       <w:r>
         <w:rPr>
           <w:rFonts w:ascii="Avenir Next" w:hAnsi="Avenir Next" w:cs="Avenir Next" w:eastAsia="Avenir Next"/>
           <w:color w:val="1A1A1A"/>
+          <w:sz w:val="22"/>
+          <w:szCs w:val="21"/>
+        </w:rPr>
+        <w:t xml:space="preserve">A square uses exponent </w:t>
+      </w:r>
+      <w:r>
+        <w:rPr>
+          <w:rFonts w:ascii="Avenir Next" w:hAnsi="Avenir Next" w:cs="Avenir Next" w:eastAsia="Avenir Next"/>
+          <w:color w:val="1A1A1A"/>
           <w:sz w:val="21"/>
           <w:szCs w:val="21"/>
-        </w:rPr>
-        <w:t xml:space="preserve">A square uses exponent </w:t>
-      </w:r>
-      <w:r>
-        <w:rPr>
-          <w:rFonts w:ascii="Avenir Next" w:hAnsi="Avenir Next" w:cs="Avenir Next" w:eastAsia="Avenir Next"/>
-          <w:color w:val="1A1A1A"/>
-          <w:sz w:val="21"/>
-          <w:szCs w:val="21"/>
           <w:u w:val="single"/>
         </w:rPr>
         <w:t xml:space="preserve">                </w:t>
@@ -980,7 +989,7 @@
         <w:rPr>
           <w:rFonts w:ascii="Avenir Next" w:hAnsi="Avenir Next" w:cs="Avenir Next" w:eastAsia="Avenir Next"/>
           <w:color w:val="1A1A1A"/>
-          <w:sz w:val="21"/>
+          <w:sz w:val="22"/>
           <w:szCs w:val="21"/>
         </w:rPr>
         <w:t xml:space="preserve">.</w:t>
@@ -1000,25 +1009,25 @@
           <w:rFonts w:ascii="Avenir Next" w:hAnsi="Avenir Next" w:cs="Avenir Next" w:eastAsia="Avenir Next"/>
           <w:b/>
           <w:color w:val="003A70"/>
+          <w:sz w:val="22"/>
+          <w:szCs w:val="18"/>
+        </w:rPr>
+        <w:t xml:space="preserve">Step 3</w:t>
+      </w:r>
+      <w:r>
+        <w:rPr>
+          <w:rFonts w:ascii="Avenir Next" w:hAnsi="Avenir Next" w:cs="Avenir Next" w:eastAsia="Avenir Next"/>
+          <w:color w:val="1A1A1A"/>
           <w:sz w:val="18"/>
           <w:szCs w:val="18"/>
         </w:rPr>
-        <w:t xml:space="preserve">Step 3</w:t>
-      </w:r>
-      <w:r>
-        <w:rPr>
-          <w:rFonts w:ascii="Avenir Next" w:hAnsi="Avenir Next" w:cs="Avenir Next" w:eastAsia="Avenir Next"/>
-          <w:color w:val="1A1A1A"/>
-          <w:sz w:val="18"/>
-          <w:szCs w:val="18"/>
-        </w:rPr>
         <w:tab/>
       </w:r>
       <w:r>
         <w:rPr>
           <w:rFonts w:ascii="Avenir Next" w:hAnsi="Avenir Next" w:cs="Avenir Next" w:eastAsia="Avenir Next"/>
           <w:color w:val="1A1A1A"/>
-          <w:sz w:val="21"/>
+          <w:sz w:val="22"/>
           <w:szCs w:val="21"/>
         </w:rPr>
         <w:t xml:space="preserve">9 × 9 = </w:t>
@@ -1091,35 +1100,35 @@
           <w:rFonts w:ascii="Avenir Next" w:hAnsi="Avenir Next" w:cs="Avenir Next" w:eastAsia="Avenir Next"/>
           <w:b/>
           <w:color w:val="003A70"/>
+          <w:sz w:val="22"/>
+          <w:szCs w:val="18"/>
+        </w:rPr>
+        <w:t xml:space="preserve">Step 1</w:t>
+      </w:r>
+      <w:r>
+        <w:rPr>
+          <w:rFonts w:ascii="Avenir Next" w:hAnsi="Avenir Next" w:cs="Avenir Next" w:eastAsia="Avenir Next"/>
+          <w:color w:val="1A1A1A"/>
           <w:sz w:val="18"/>
           <w:szCs w:val="18"/>
         </w:rPr>
-        <w:t xml:space="preserve">Step 1</w:t>
-      </w:r>
-      <w:r>
-        <w:rPr>
-          <w:rFonts w:ascii="Avenir Next" w:hAnsi="Avenir Next" w:cs="Avenir Next" w:eastAsia="Avenir Next"/>
-          <w:color w:val="1A1A1A"/>
-          <w:sz w:val="18"/>
-          <w:szCs w:val="18"/>
-        </w:rPr>
         <w:tab/>
       </w:r>
       <w:r>
         <w:rPr>
           <w:rFonts w:ascii="Avenir Next" w:hAnsi="Avenir Next" w:cs="Avenir Next" w:eastAsia="Avenir Next"/>
           <w:color w:val="1A1A1A"/>
+          <w:sz w:val="22"/>
+          <w:szCs w:val="21"/>
+        </w:rPr>
+        <w:t xml:space="preserve">The base is </w:t>
+      </w:r>
+      <w:r>
+        <w:rPr>
+          <w:rFonts w:ascii="Avenir Next" w:hAnsi="Avenir Next" w:cs="Avenir Next" w:eastAsia="Avenir Next"/>
+          <w:color w:val="1A1A1A"/>
           <w:sz w:val="21"/>
           <w:szCs w:val="21"/>
-        </w:rPr>
-        <w:t xml:space="preserve">The base is </w:t>
-      </w:r>
-      <w:r>
-        <w:rPr>
-          <w:rFonts w:ascii="Avenir Next" w:hAnsi="Avenir Next" w:cs="Avenir Next" w:eastAsia="Avenir Next"/>
-          <w:color w:val="1A1A1A"/>
-          <w:sz w:val="21"/>
-          <w:szCs w:val="21"/>
           <w:u w:val="single"/>
         </w:rPr>
         <w:t xml:space="preserve">                </w:t>
@@ -1128,7 +1137,7 @@
         <w:rPr>
           <w:rFonts w:ascii="Avenir Next" w:hAnsi="Avenir Next" w:cs="Avenir Next" w:eastAsia="Avenir Next"/>
           <w:color w:val="1A1A1A"/>
-          <w:sz w:val="21"/>
+          <w:sz w:val="22"/>
           <w:szCs w:val="21"/>
         </w:rPr>
         <w:t xml:space="preserve">.</w:t>
@@ -1148,35 +1157,35 @@
           <w:rFonts w:ascii="Avenir Next" w:hAnsi="Avenir Next" w:cs="Avenir Next" w:eastAsia="Avenir Next"/>
           <w:b/>
           <w:color w:val="003A70"/>
+          <w:sz w:val="22"/>
+          <w:szCs w:val="18"/>
+        </w:rPr>
+        <w:t xml:space="preserve">Step 2</w:t>
+      </w:r>
+      <w:r>
+        <w:rPr>
+          <w:rFonts w:ascii="Avenir Next" w:hAnsi="Avenir Next" w:cs="Avenir Next" w:eastAsia="Avenir Next"/>
+          <w:color w:val="1A1A1A"/>
           <w:sz w:val="18"/>
           <w:szCs w:val="18"/>
         </w:rPr>
-        <w:t xml:space="preserve">Step 2</w:t>
-      </w:r>
-      <w:r>
-        <w:rPr>
-          <w:rFonts w:ascii="Avenir Next" w:hAnsi="Avenir Next" w:cs="Avenir Next" w:eastAsia="Avenir Next"/>
-          <w:color w:val="1A1A1A"/>
-          <w:sz w:val="18"/>
-          <w:szCs w:val="18"/>
-        </w:rPr>
         <w:tab/>
       </w:r>
       <w:r>
         <w:rPr>
           <w:rFonts w:ascii="Avenir Next" w:hAnsi="Avenir Next" w:cs="Avenir Next" w:eastAsia="Avenir Next"/>
           <w:color w:val="1A1A1A"/>
+          <w:sz w:val="22"/>
+          <w:szCs w:val="21"/>
+        </w:rPr>
+        <w:t xml:space="preserve">A cube uses exponent </w:t>
+      </w:r>
+      <w:r>
+        <w:rPr>
+          <w:rFonts w:ascii="Avenir Next" w:hAnsi="Avenir Next" w:cs="Avenir Next" w:eastAsia="Avenir Next"/>
+          <w:color w:val="1A1A1A"/>
           <w:sz w:val="21"/>
           <w:szCs w:val="21"/>
-        </w:rPr>
-        <w:t xml:space="preserve">A cube uses exponent </w:t>
-      </w:r>
-      <w:r>
-        <w:rPr>
-          <w:rFonts w:ascii="Avenir Next" w:hAnsi="Avenir Next" w:cs="Avenir Next" w:eastAsia="Avenir Next"/>
-          <w:color w:val="1A1A1A"/>
-          <w:sz w:val="21"/>
-          <w:szCs w:val="21"/>
           <w:u w:val="single"/>
         </w:rPr>
         <w:t xml:space="preserve">                </w:t>
@@ -1185,7 +1194,7 @@
         <w:rPr>
           <w:rFonts w:ascii="Avenir Next" w:hAnsi="Avenir Next" w:cs="Avenir Next" w:eastAsia="Avenir Next"/>
           <w:color w:val="1A1A1A"/>
-          <w:sz w:val="21"/>
+          <w:sz w:val="22"/>
           <w:szCs w:val="21"/>
         </w:rPr>
         <w:t xml:space="preserve">.</w:t>
@@ -1205,35 +1214,35 @@
           <w:rFonts w:ascii="Avenir Next" w:hAnsi="Avenir Next" w:cs="Avenir Next" w:eastAsia="Avenir Next"/>
           <w:b/>
           <w:color w:val="003A70"/>
+          <w:sz w:val="22"/>
+          <w:szCs w:val="18"/>
+        </w:rPr>
+        <w:t xml:space="preserve">Step 3</w:t>
+      </w:r>
+      <w:r>
+        <w:rPr>
+          <w:rFonts w:ascii="Avenir Next" w:hAnsi="Avenir Next" w:cs="Avenir Next" w:eastAsia="Avenir Next"/>
+          <w:color w:val="1A1A1A"/>
           <w:sz w:val="18"/>
           <w:szCs w:val="18"/>
         </w:rPr>
-        <w:t xml:space="preserve">Step 3</w:t>
-      </w:r>
-      <w:r>
-        <w:rPr>
-          <w:rFonts w:ascii="Avenir Next" w:hAnsi="Avenir Next" w:cs="Avenir Next" w:eastAsia="Avenir Next"/>
-          <w:color w:val="1A1A1A"/>
-          <w:sz w:val="18"/>
-          <w:szCs w:val="18"/>
-        </w:rPr>
         <w:tab/>
       </w:r>
       <w:r>
         <w:rPr>
           <w:rFonts w:ascii="Avenir Next" w:hAnsi="Avenir Next" w:cs="Avenir Next" w:eastAsia="Avenir Next"/>
           <w:color w:val="1A1A1A"/>
+          <w:sz w:val="22"/>
+          <w:szCs w:val="21"/>
+        </w:rPr>
+        <w:t xml:space="preserve">4 × 4 × 4 = </w:t>
+      </w:r>
+      <w:r>
+        <w:rPr>
+          <w:rFonts w:ascii="Avenir Next" w:hAnsi="Avenir Next" w:cs="Avenir Next" w:eastAsia="Avenir Next"/>
+          <w:color w:val="1A1A1A"/>
           <w:sz w:val="21"/>
           <w:szCs w:val="21"/>
-        </w:rPr>
-        <w:t xml:space="preserve">4 × 4 × 4 = </w:t>
-      </w:r>
-      <w:r>
-        <w:rPr>
-          <w:rFonts w:ascii="Avenir Next" w:hAnsi="Avenir Next" w:cs="Avenir Next" w:eastAsia="Avenir Next"/>
-          <w:color w:val="1A1A1A"/>
-          <w:sz w:val="21"/>
-          <w:szCs w:val="21"/>
           <w:u w:val="single"/>
         </w:rPr>
         <w:t xml:space="preserve">                </w:t>
@@ -1246,6 +1255,7 @@
     </w:p>
     <w:p>
       <w:pPr>
+        <w:pStyle w:val="Heading2"/>
         <w:keepNext/>
         <w:pBdr>
           <w:bottom w:val="single" w:sz="8" w:space="3" w:color="003A70"/>
@@ -1261,7 +1271,7 @@
           <w:b/>
           <w:color w:val="003A70"/>
           <w:spacing w:val="14"/>
-          <w:sz w:val="19"/>
+          <w:sz w:val="22"/>
           <w:szCs w:val="19"/>
         </w:rPr>
         <w:t xml:space="preserve">YOUR TURN</w:t>
@@ -1280,7 +1290,7 @@
           <w:rFonts w:ascii="Avenir Next" w:hAnsi="Avenir Next" w:cs="Avenir Next" w:eastAsia="Avenir Next"/>
           <w:i/>
           <w:color w:val="5A5F66"/>
-          <w:sz w:val="17"/>
+          <w:sz w:val="22"/>
           <w:szCs w:val="17"/>
         </w:rPr>
         <w:t xml:space="preserve">use the steps on your own</w:t>
@@ -1666,7 +1676,7 @@
       <w:pPr>
         <w:pageBreakBefore/>
         <w:keepNext/>
-        <w:spacing w:before="0" w:after="12" w:line="264" w:lineRule="auto"/>
+        <w:spacing w:before="0" w:after="10" w:line="252" w:lineRule="auto"/>
       </w:pPr>
       <w:r>
         <w:rPr>
@@ -1675,7 +1685,7 @@
           <w:caps/>
           <w:color w:val="003A70"/>
           <w:spacing w:val="12"/>
-          <w:sz w:val="19"/>
+          <w:sz w:val="22"/>
           <w:szCs w:val="19"/>
         </w:rPr>
         <w:t xml:space="preserve">Lesson 6-4  ·  Session 1  ·  Prerequisite Practice B  ·  Skill 2 of 2</w:t>
@@ -1683,8 +1693,9 @@
     </w:p>
     <w:p>
       <w:pPr>
+        <w:pStyle w:val="Heading1"/>
         <w:keepNext/>
-        <w:spacing w:before="0" w:after="10" w:line="240" w:lineRule="auto"/>
+        <w:spacing w:before="0" w:after="8" w:line="240" w:lineRule="auto"/>
       </w:pPr>
       <w:r>
         <w:rPr>
@@ -1702,13 +1713,13 @@
         <w:pBdr>
           <w:bottom w:val="single" w:sz="4" w:space="5" w:color="C9CDD2"/>
         </w:pBdr>
-        <w:spacing w:before="0" w:after="60" w:line="264" w:lineRule="auto"/>
+        <w:spacing w:before="0" w:after="51" w:line="252" w:lineRule="auto"/>
       </w:pPr>
       <w:r>
         <w:rPr>
           <w:rFonts w:ascii="Avenir Next" w:hAnsi="Avenir Next" w:cs="Avenir Next" w:eastAsia="Avenir Next"/>
           <w:color w:val="5A5F66"/>
-          <w:sz w:val="17"/>
+          <w:sz w:val="22"/>
           <w:szCs w:val="17"/>
         </w:rPr>
         <w:t xml:space="preserve">Builds on Grade 5 · 5.OA.A.2</w:t>
@@ -1751,7 +1762,8 @@
           </w:tcPr>
           <w:p>
             <w:pPr>
-              <w:spacing w:before="0" w:after="0" w:line="252" w:lineRule="auto"/>
+              <w:pStyle w:val="Heading2"/>
+              <w:spacing w:before="0" w:after="0" w:line="246" w:lineRule="auto"/>
             </w:pPr>
             <w:r>
               <w:rPr>
@@ -1774,13 +1786,13 @@
           </w:tcPr>
           <w:p>
             <w:pPr>
-              <w:spacing w:before="0" w:after="0" w:line="264" w:lineRule="auto"/>
+              <w:spacing w:before="0" w:after="0" w:line="252" w:lineRule="auto"/>
             </w:pPr>
             <w:r>
               <w:rPr>
                 <w:rFonts w:ascii="Avenir Next" w:hAnsi="Avenir Next" w:cs="Avenir Next" w:eastAsia="Avenir Next"/>
                 <w:color w:val="1A1A1A"/>
-                <w:sz w:val="20"/>
+                <w:sz w:val="22"/>
                 <w:szCs w:val="20"/>
               </w:rPr>
               <w:t xml:space="preserve">You will write “the sum of 5 and 9, tripled” as 3 × (5 + 9).</w:t>
@@ -1800,7 +1812,8 @@
           </w:tcPr>
           <w:p>
             <w:pPr>
-              <w:spacing w:before="0" w:after="0" w:line="252" w:lineRule="auto"/>
+              <w:pStyle w:val="Heading2"/>
+              <w:spacing w:before="0" w:after="0" w:line="246" w:lineRule="auto"/>
             </w:pPr>
             <w:r>
               <w:rPr>
@@ -1823,13 +1836,13 @@
           </w:tcPr>
           <w:p>
             <w:pPr>
-              <w:spacing w:before="0" w:after="0" w:line="264" w:lineRule="auto"/>
+              <w:spacing w:before="0" w:after="0" w:line="252" w:lineRule="auto"/>
             </w:pPr>
             <w:r>
               <w:rPr>
                 <w:rFonts w:ascii="Avenir Next" w:hAnsi="Avenir Next" w:cs="Avenir Next" w:eastAsia="Avenir Next"/>
                 <w:color w:val="1A1A1A"/>
-                <w:sz w:val="20"/>
+                <w:sz w:val="22"/>
                 <w:szCs w:val="20"/>
               </w:rPr>
               <w:t xml:space="preserve">Use parentheses when you add first, then multiply, like 2 × (8 + 7).  </w:t>
@@ -1839,7 +1852,7 @@
                 <w:rFonts w:ascii="Avenir Next" w:hAnsi="Avenir Next" w:cs="Avenir Next" w:eastAsia="Avenir Next"/>
                 <w:b/>
                 <w:color w:val="1A1A1A"/>
-                <w:sz w:val="20"/>
+                <w:sz w:val="22"/>
                 <w:szCs w:val="20"/>
               </w:rPr>
               <w:t xml:space="preserve">You will use it in Practice Form A, problem 1.</w:t>
@@ -1850,6 +1863,7 @@
     </w:tbl>
     <w:p>
       <w:pPr>
+        <w:pStyle w:val="Heading2"/>
         <w:keepNext/>
         <w:pBdr>
           <w:bottom w:val="single" w:sz="8" w:space="3" w:color="003A70"/>
@@ -1857,7 +1871,7 @@
         <w:tabs>
           <w:tab w:val="right" w:pos="9504"/>
         </w:tabs>
-        <w:spacing w:before="50" w:after="36" w:line="240" w:lineRule="auto"/>
+        <w:spacing w:before="42" w:after="31" w:line="240" w:lineRule="auto"/>
       </w:pPr>
       <w:r>
         <w:rPr>
@@ -1865,7 +1879,7 @@
           <w:b/>
           <w:color w:val="003A70"/>
           <w:spacing w:val="14"/>
-          <w:sz w:val="19"/>
+          <w:sz w:val="22"/>
           <w:szCs w:val="19"/>
         </w:rPr>
         <w:t xml:space="preserve">STEPS TO FOLLOW</w:t>
@@ -1884,7 +1898,7 @@
           <w:rFonts w:ascii="Avenir Next" w:hAnsi="Avenir Next" w:cs="Avenir Next" w:eastAsia="Avenir Next"/>
           <w:i/>
           <w:color w:val="5A5F66"/>
-          <w:sz w:val="17"/>
+          <w:sz w:val="22"/>
           <w:szCs w:val="17"/>
         </w:rPr>
         <w:t xml:space="preserve">use these same steps on every problem</w:t>
@@ -1926,6 +1940,7 @@
           </w:tcPr>
           <w:p>
             <w:pPr>
+              <w:pStyle w:val="Heading1"/>
               <w:spacing w:before="0" w:after="0" w:line="240" w:lineRule="auto"/>
               <w:jc w:val="center"/>
             </w:pPr>
@@ -1948,13 +1963,13 @@
           </w:tcPr>
           <w:p>
             <w:pPr>
-              <w:spacing w:before="0" w:after="0" w:line="264" w:lineRule="auto"/>
+              <w:spacing w:before="0" w:after="0" w:line="252" w:lineRule="auto"/>
             </w:pPr>
             <w:r>
               <w:rPr>
                 <w:rFonts w:ascii="Avenir Next" w:hAnsi="Avenir Next" w:cs="Avenir Next" w:eastAsia="Avenir Next"/>
                 <w:color w:val="1A1A1A"/>
-                <w:sz w:val="21"/>
+                <w:sz w:val="22"/>
                 <w:szCs w:val="21"/>
               </w:rPr>
               <w:t xml:space="preserve">Find the part to do </w:t>
@@ -1964,7 +1979,7 @@
                 <w:rFonts w:ascii="Avenir Next" w:hAnsi="Avenir Next" w:cs="Avenir Next" w:eastAsia="Avenir Next"/>
                 <w:b/>
                 <w:color w:val="1A1A1A"/>
-                <w:sz w:val="21"/>
+                <w:sz w:val="22"/>
                 <w:szCs w:val="21"/>
               </w:rPr>
               <w:t xml:space="preserve">first</w:t>
@@ -1973,7 +1988,7 @@
               <w:rPr>
                 <w:rFonts w:ascii="Avenir Next" w:hAnsi="Avenir Next" w:cs="Avenir Next" w:eastAsia="Avenir Next"/>
                 <w:color w:val="1A1A1A"/>
-                <w:sz w:val="21"/>
+                <w:sz w:val="22"/>
                 <w:szCs w:val="21"/>
               </w:rPr>
               <w:t xml:space="preserve">.</w:t>
@@ -1992,6 +2007,7 @@
           </w:tcPr>
           <w:p>
             <w:pPr>
+              <w:pStyle w:val="Heading1"/>
               <w:spacing w:before="0" w:after="0" w:line="240" w:lineRule="auto"/>
               <w:jc w:val="center"/>
             </w:pPr>
@@ -2014,13 +2030,13 @@
           </w:tcPr>
           <w:p>
             <w:pPr>
-              <w:spacing w:before="0" w:after="0" w:line="264" w:lineRule="auto"/>
+              <w:spacing w:before="0" w:after="0" w:line="252" w:lineRule="auto"/>
             </w:pPr>
             <w:r>
               <w:rPr>
                 <w:rFonts w:ascii="Avenir Next" w:hAnsi="Avenir Next" w:cs="Avenir Next" w:eastAsia="Avenir Next"/>
                 <w:color w:val="1A1A1A"/>
-                <w:sz w:val="21"/>
+                <w:sz w:val="22"/>
                 <w:szCs w:val="21"/>
               </w:rPr>
               <w:t xml:space="preserve">Put that part in </w:t>
@@ -2030,7 +2046,7 @@
                 <w:rFonts w:ascii="Avenir Next" w:hAnsi="Avenir Next" w:cs="Avenir Next" w:eastAsia="Avenir Next"/>
                 <w:b/>
                 <w:color w:val="1A1A1A"/>
-                <w:sz w:val="21"/>
+                <w:sz w:val="22"/>
                 <w:szCs w:val="21"/>
               </w:rPr>
               <w:t xml:space="preserve">parentheses</w:t>
@@ -2039,7 +2055,7 @@
               <w:rPr>
                 <w:rFonts w:ascii="Avenir Next" w:hAnsi="Avenir Next" w:cs="Avenir Next" w:eastAsia="Avenir Next"/>
                 <w:color w:val="1A1A1A"/>
-                <w:sz w:val="21"/>
+                <w:sz w:val="22"/>
                 <w:szCs w:val="21"/>
               </w:rPr>
               <w:t xml:space="preserve">.</w:t>
@@ -2058,6 +2074,7 @@
           </w:tcPr>
           <w:p>
             <w:pPr>
+              <w:pStyle w:val="Heading1"/>
               <w:spacing w:before="0" w:after="0" w:line="240" w:lineRule="auto"/>
               <w:jc w:val="center"/>
             </w:pPr>
@@ -2080,14 +2097,14 @@
           </w:tcPr>
           <w:p>
             <w:pPr>
-              <w:spacing w:before="0" w:after="0" w:line="264" w:lineRule="auto"/>
+              <w:spacing w:before="0" w:after="0" w:line="252" w:lineRule="auto"/>
             </w:pPr>
             <w:r>
               <w:rPr>
                 <w:rFonts w:ascii="Avenir Next" w:hAnsi="Avenir Next" w:cs="Avenir Next" w:eastAsia="Avenir Next"/>
                 <w:b/>
                 <w:color w:val="1A1A1A"/>
-                <w:sz w:val="21"/>
+                <w:sz w:val="22"/>
                 <w:szCs w:val="21"/>
               </w:rPr>
               <w:t xml:space="preserve">Write</w:t>
@@ -2096,7 +2113,7 @@
               <w:rPr>
                 <w:rFonts w:ascii="Avenir Next" w:hAnsi="Avenir Next" w:cs="Avenir Next" w:eastAsia="Avenir Next"/>
                 <w:color w:val="1A1A1A"/>
-                <w:sz w:val="21"/>
+                <w:sz w:val="22"/>
                 <w:szCs w:val="21"/>
               </w:rPr>
               <w:t xml:space="preserve"> the other operation outside.</w:t>
@@ -2107,6 +2124,7 @@
     </w:tbl>
     <w:p>
       <w:pPr>
+        <w:pStyle w:val="Heading2"/>
         <w:keepNext/>
         <w:pBdr>
           <w:bottom w:val="single" w:sz="8" w:space="3" w:color="003A70"/>
@@ -2114,7 +2132,7 @@
         <w:tabs>
           <w:tab w:val="right" w:pos="9504"/>
         </w:tabs>
-        <w:spacing w:before="50" w:after="36" w:line="240" w:lineRule="auto"/>
+        <w:spacing w:before="42" w:after="31" w:line="240" w:lineRule="auto"/>
       </w:pPr>
       <w:r>
         <w:rPr>
@@ -2122,7 +2140,7 @@
           <w:b/>
           <w:color w:val="003A70"/>
           <w:spacing w:val="14"/>
-          <w:sz w:val="19"/>
+          <w:sz w:val="22"/>
           <w:szCs w:val="19"/>
         </w:rPr>
         <w:t xml:space="preserve">WATCH ME</w:t>
@@ -2141,7 +2159,7 @@
           <w:rFonts w:ascii="Avenir Next" w:hAnsi="Avenir Next" w:cs="Avenir Next" w:eastAsia="Avenir Next"/>
           <w:i/>
           <w:color w:val="5A5F66"/>
-          <w:sz w:val="17"/>
+          <w:sz w:val="22"/>
           <w:szCs w:val="17"/>
         </w:rPr>
         <w:t xml:space="preserve">the steps in action</w:t>
@@ -2149,14 +2167,14 @@
     </w:p>
     <w:p>
       <w:pPr>
-        <w:spacing w:before="0" w:after="40" w:line="264" w:lineRule="auto"/>
-      </w:pPr>
-      <w:r>
-        <w:rPr>
-          <w:rFonts w:ascii="Avenir Next" w:hAnsi="Avenir Next" w:cs="Avenir Next" w:eastAsia="Avenir Next"/>
-          <w:b/>
-          <w:color w:val="1A1A1A"/>
-          <w:sz w:val="21"/>
+        <w:spacing w:before="0" w:after="34" w:line="252" w:lineRule="auto"/>
+      </w:pPr>
+      <w:r>
+        <w:rPr>
+          <w:rFonts w:ascii="Avenir Next" w:hAnsi="Avenir Next" w:cs="Avenir Next" w:eastAsia="Avenir Next"/>
+          <w:b/>
+          <w:color w:val="1A1A1A"/>
+          <w:sz w:val="22"/>
           <w:szCs w:val="21"/>
         </w:rPr>
         <w:t xml:space="preserve">Write “the sum of 2 and 4, doubled.”</w:t>
@@ -2167,7 +2185,7 @@
         <w:tabs>
           <w:tab w:val="left" w:pos="950"/>
         </w:tabs>
-        <w:spacing w:before="0" w:after="24" w:line="256" w:lineRule="auto"/>
+        <w:spacing w:before="0" w:after="20" w:line="248" w:lineRule="auto"/>
         <w:ind w:left="950" w:hanging="950"/>
       </w:pPr>
       <w:r>
@@ -2175,25 +2193,25 @@
           <w:rFonts w:ascii="Avenir Next" w:hAnsi="Avenir Next" w:cs="Avenir Next" w:eastAsia="Avenir Next"/>
           <w:b/>
           <w:color w:val="003A70"/>
+          <w:sz w:val="22"/>
+          <w:szCs w:val="19"/>
+        </w:rPr>
+        <w:t xml:space="preserve">Step 1</w:t>
+      </w:r>
+      <w:r>
+        <w:rPr>
+          <w:rFonts w:ascii="Avenir Next" w:hAnsi="Avenir Next" w:cs="Avenir Next" w:eastAsia="Avenir Next"/>
+          <w:color w:val="1A1A1A"/>
           <w:sz w:val="19"/>
           <w:szCs w:val="19"/>
         </w:rPr>
-        <w:t xml:space="preserve">Step 1</w:t>
-      </w:r>
-      <w:r>
-        <w:rPr>
-          <w:rFonts w:ascii="Avenir Next" w:hAnsi="Avenir Next" w:cs="Avenir Next" w:eastAsia="Avenir Next"/>
-          <w:color w:val="1A1A1A"/>
-          <w:sz w:val="19"/>
-          <w:szCs w:val="19"/>
-        </w:rPr>
         <w:tab/>
       </w:r>
       <w:r>
         <w:rPr>
           <w:rFonts w:ascii="Avenir Next" w:hAnsi="Avenir Next" w:cs="Avenir Next" w:eastAsia="Avenir Next"/>
           <w:color w:val="1A1A1A"/>
-          <w:sz w:val="21"/>
+          <w:sz w:val="22"/>
           <w:szCs w:val="21"/>
         </w:rPr>
         <w:t xml:space="preserve">Add first: 2 + 4.</w:t>
@@ -2204,7 +2222,7 @@
         <w:tabs>
           <w:tab w:val="left" w:pos="950"/>
         </w:tabs>
-        <w:spacing w:before="0" w:after="24" w:line="256" w:lineRule="auto"/>
+        <w:spacing w:before="0" w:after="20" w:line="248" w:lineRule="auto"/>
         <w:ind w:left="950" w:hanging="950"/>
       </w:pPr>
       <w:r>
@@ -2212,25 +2230,25 @@
           <w:rFonts w:ascii="Avenir Next" w:hAnsi="Avenir Next" w:cs="Avenir Next" w:eastAsia="Avenir Next"/>
           <w:b/>
           <w:color w:val="003A70"/>
+          <w:sz w:val="22"/>
+          <w:szCs w:val="19"/>
+        </w:rPr>
+        <w:t xml:space="preserve">Step 2</w:t>
+      </w:r>
+      <w:r>
+        <w:rPr>
+          <w:rFonts w:ascii="Avenir Next" w:hAnsi="Avenir Next" w:cs="Avenir Next" w:eastAsia="Avenir Next"/>
+          <w:color w:val="1A1A1A"/>
           <w:sz w:val="19"/>
           <w:szCs w:val="19"/>
         </w:rPr>
-        <w:t xml:space="preserve">Step 2</w:t>
-      </w:r>
-      <w:r>
-        <w:rPr>
-          <w:rFonts w:ascii="Avenir Next" w:hAnsi="Avenir Next" w:cs="Avenir Next" w:eastAsia="Avenir Next"/>
-          <w:color w:val="1A1A1A"/>
-          <w:sz w:val="19"/>
-          <w:szCs w:val="19"/>
-        </w:rPr>
         <w:tab/>
       </w:r>
       <w:r>
         <w:rPr>
           <w:rFonts w:ascii="Avenir Next" w:hAnsi="Avenir Next" w:cs="Avenir Next" w:eastAsia="Avenir Next"/>
           <w:color w:val="1A1A1A"/>
-          <w:sz w:val="21"/>
+          <w:sz w:val="22"/>
           <w:szCs w:val="21"/>
         </w:rPr>
         <w:t xml:space="preserve">Put it in parentheses: (2 + 4).</w:t>
@@ -2241,7 +2259,7 @@
         <w:tabs>
           <w:tab w:val="left" w:pos="950"/>
         </w:tabs>
-        <w:spacing w:before="0" w:after="24" w:line="256" w:lineRule="auto"/>
+        <w:spacing w:before="0" w:after="20" w:line="248" w:lineRule="auto"/>
         <w:ind w:left="950" w:hanging="950"/>
       </w:pPr>
       <w:r>
@@ -2249,25 +2267,25 @@
           <w:rFonts w:ascii="Avenir Next" w:hAnsi="Avenir Next" w:cs="Avenir Next" w:eastAsia="Avenir Next"/>
           <w:b/>
           <w:color w:val="003A70"/>
+          <w:sz w:val="22"/>
+          <w:szCs w:val="19"/>
+        </w:rPr>
+        <w:t xml:space="preserve">Step 3</w:t>
+      </w:r>
+      <w:r>
+        <w:rPr>
+          <w:rFonts w:ascii="Avenir Next" w:hAnsi="Avenir Next" w:cs="Avenir Next" w:eastAsia="Avenir Next"/>
+          <w:color w:val="1A1A1A"/>
           <w:sz w:val="19"/>
           <w:szCs w:val="19"/>
         </w:rPr>
-        <w:t xml:space="preserve">Step 3</w:t>
-      </w:r>
-      <w:r>
-        <w:rPr>
-          <w:rFonts w:ascii="Avenir Next" w:hAnsi="Avenir Next" w:cs="Avenir Next" w:eastAsia="Avenir Next"/>
-          <w:color w:val="1A1A1A"/>
-          <w:sz w:val="19"/>
-          <w:szCs w:val="19"/>
-        </w:rPr>
         <w:tab/>
       </w:r>
       <w:r>
         <w:rPr>
           <w:rFonts w:ascii="Avenir Next" w:hAnsi="Avenir Next" w:cs="Avenir Next" w:eastAsia="Avenir Next"/>
           <w:color w:val="1A1A1A"/>
-          <w:sz w:val="21"/>
+          <w:sz w:val="22"/>
           <w:szCs w:val="21"/>
         </w:rPr>
         <w:t xml:space="preserve">Doubled means × 2: 2 × (2 + 4).</w:t>
@@ -2278,7 +2296,7 @@
         <w:tabs>
           <w:tab w:val="left" w:pos="950"/>
         </w:tabs>
-        <w:spacing w:before="20" w:after="0" w:line="256" w:lineRule="auto"/>
+        <w:spacing w:before="17" w:after="0" w:line="248" w:lineRule="auto"/>
         <w:ind w:left="950" w:hanging="950"/>
       </w:pPr>
       <w:r>
@@ -2286,18 +2304,18 @@
           <w:rFonts w:ascii="Avenir Next" w:hAnsi="Avenir Next" w:cs="Avenir Next" w:eastAsia="Avenir Next"/>
           <w:b/>
           <w:color w:val="1A1A1A"/>
+          <w:sz w:val="22"/>
+          <w:szCs w:val="21"/>
+        </w:rPr>
+        <w:t xml:space="preserve">Answer</w:t>
+      </w:r>
+      <w:r>
+        <w:rPr>
+          <w:rFonts w:ascii="Avenir Next" w:hAnsi="Avenir Next" w:cs="Avenir Next" w:eastAsia="Avenir Next"/>
+          <w:color w:val="1A1A1A"/>
           <w:sz w:val="21"/>
           <w:szCs w:val="21"/>
         </w:rPr>
-        <w:t xml:space="preserve">Answer</w:t>
-      </w:r>
-      <w:r>
-        <w:rPr>
-          <w:rFonts w:ascii="Avenir Next" w:hAnsi="Avenir Next" w:cs="Avenir Next" w:eastAsia="Avenir Next"/>
-          <w:color w:val="1A1A1A"/>
-          <w:sz w:val="21"/>
-          <w:szCs w:val="21"/>
-        </w:rPr>
         <w:tab/>
       </w:r>
       <w:r>
@@ -2305,7 +2323,7 @@
           <w:rFonts w:ascii="Avenir Next" w:hAnsi="Avenir Next" w:cs="Avenir Next" w:eastAsia="Avenir Next"/>
           <w:b/>
           <w:color w:val="1A1A1A"/>
-          <w:sz w:val="21"/>
+          <w:sz w:val="22"/>
           <w:szCs w:val="21"/>
         </w:rPr>
         <w:t xml:space="preserve">2 × (2 + 4)</w:t>
@@ -2313,6 +2331,7 @@
     </w:p>
     <w:p>
       <w:pPr>
+        <w:pStyle w:val="Heading2"/>
         <w:keepNext/>
         <w:pBdr>
           <w:bottom w:val="single" w:sz="8" w:space="3" w:color="003A70"/>
@@ -2320,7 +2339,7 @@
         <w:tabs>
           <w:tab w:val="right" w:pos="9504"/>
         </w:tabs>
-        <w:spacing w:before="50" w:after="36" w:line="240" w:lineRule="auto"/>
+        <w:spacing w:before="42" w:after="31" w:line="240" w:lineRule="auto"/>
       </w:pPr>
       <w:r>
         <w:rPr>
@@ -2328,7 +2347,7 @@
           <w:b/>
           <w:color w:val="003A70"/>
           <w:spacing w:val="14"/>
-          <w:sz w:val="19"/>
+          <w:sz w:val="22"/>
           <w:szCs w:val="19"/>
         </w:rPr>
         <w:t xml:space="preserve">TRY IT WITH HELP</w:t>
@@ -2347,7 +2366,7 @@
           <w:rFonts w:ascii="Avenir Next" w:hAnsi="Avenir Next" w:cs="Avenir Next" w:eastAsia="Avenir Next"/>
           <w:i/>
           <w:color w:val="5A5F66"/>
-          <w:sz w:val="17"/>
+          <w:sz w:val="22"/>
           <w:szCs w:val="17"/>
         </w:rPr>
         <w:t xml:space="preserve">fill in each step</w:t>
@@ -2359,7 +2378,7 @@
         <w:tabs>
           <w:tab w:val="left" w:pos="432"/>
         </w:tabs>
-        <w:spacing w:before="90" w:after="40" w:line="268" w:lineRule="auto"/>
+        <w:spacing w:before="76" w:after="34" w:line="254" w:lineRule="auto"/>
         <w:ind w:left="432" w:hanging="432"/>
       </w:pPr>
       <w:r>
@@ -2397,7 +2416,7 @@
         <w:tabs>
           <w:tab w:val="left" w:pos="1300"/>
         </w:tabs>
-        <w:spacing w:before="0" w:after="24" w:line="272" w:lineRule="auto"/>
+        <w:spacing w:before="0" w:after="20" w:line="256" w:lineRule="auto"/>
         <w:ind w:left="1300" w:hanging="868"/>
       </w:pPr>
       <w:r>
@@ -2405,35 +2424,35 @@
           <w:rFonts w:ascii="Avenir Next" w:hAnsi="Avenir Next" w:cs="Avenir Next" w:eastAsia="Avenir Next"/>
           <w:b/>
           <w:color w:val="003A70"/>
+          <w:sz w:val="22"/>
+          <w:szCs w:val="18"/>
+        </w:rPr>
+        <w:t xml:space="preserve">Step 1</w:t>
+      </w:r>
+      <w:r>
+        <w:rPr>
+          <w:rFonts w:ascii="Avenir Next" w:hAnsi="Avenir Next" w:cs="Avenir Next" w:eastAsia="Avenir Next"/>
+          <w:color w:val="1A1A1A"/>
           <w:sz w:val="18"/>
           <w:szCs w:val="18"/>
         </w:rPr>
-        <w:t xml:space="preserve">Step 1</w:t>
-      </w:r>
-      <w:r>
-        <w:rPr>
-          <w:rFonts w:ascii="Avenir Next" w:hAnsi="Avenir Next" w:cs="Avenir Next" w:eastAsia="Avenir Next"/>
-          <w:color w:val="1A1A1A"/>
-          <w:sz w:val="18"/>
-          <w:szCs w:val="18"/>
-        </w:rPr>
         <w:tab/>
       </w:r>
       <w:r>
         <w:rPr>
           <w:rFonts w:ascii="Avenir Next" w:hAnsi="Avenir Next" w:cs="Avenir Next" w:eastAsia="Avenir Next"/>
           <w:color w:val="1A1A1A"/>
+          <w:sz w:val="22"/>
+          <w:szCs w:val="21"/>
+        </w:rPr>
+        <w:t xml:space="preserve">First: 8 </w:t>
+      </w:r>
+      <w:r>
+        <w:rPr>
+          <w:rFonts w:ascii="Avenir Next" w:hAnsi="Avenir Next" w:cs="Avenir Next" w:eastAsia="Avenir Next"/>
+          <w:color w:val="1A1A1A"/>
           <w:sz w:val="21"/>
           <w:szCs w:val="21"/>
-        </w:rPr>
-        <w:t xml:space="preserve">First: 8 </w:t>
-      </w:r>
-      <w:r>
-        <w:rPr>
-          <w:rFonts w:ascii="Avenir Next" w:hAnsi="Avenir Next" w:cs="Avenir Next" w:eastAsia="Avenir Next"/>
-          <w:color w:val="1A1A1A"/>
-          <w:sz w:val="21"/>
-          <w:szCs w:val="21"/>
           <w:u w:val="single"/>
         </w:rPr>
         <w:t xml:space="preserve">                </w:t>
@@ -2442,7 +2461,7 @@
         <w:rPr>
           <w:rFonts w:ascii="Avenir Next" w:hAnsi="Avenir Next" w:cs="Avenir Next" w:eastAsia="Avenir Next"/>
           <w:color w:val="1A1A1A"/>
-          <w:sz w:val="21"/>
+          <w:sz w:val="22"/>
           <w:szCs w:val="21"/>
         </w:rPr>
         <w:t xml:space="preserve"> 7</w:t>
@@ -2454,7 +2473,7 @@
         <w:tabs>
           <w:tab w:val="left" w:pos="1300"/>
         </w:tabs>
-        <w:spacing w:before="0" w:after="24" w:line="272" w:lineRule="auto"/>
+        <w:spacing w:before="0" w:after="20" w:line="256" w:lineRule="auto"/>
         <w:ind w:left="1300" w:hanging="868"/>
       </w:pPr>
       <w:r>
@@ -2462,35 +2481,35 @@
           <w:rFonts w:ascii="Avenir Next" w:hAnsi="Avenir Next" w:cs="Avenir Next" w:eastAsia="Avenir Next"/>
           <w:b/>
           <w:color w:val="003A70"/>
+          <w:sz w:val="22"/>
+          <w:szCs w:val="18"/>
+        </w:rPr>
+        <w:t xml:space="preserve">Step 2</w:t>
+      </w:r>
+      <w:r>
+        <w:rPr>
+          <w:rFonts w:ascii="Avenir Next" w:hAnsi="Avenir Next" w:cs="Avenir Next" w:eastAsia="Avenir Next"/>
+          <w:color w:val="1A1A1A"/>
           <w:sz w:val="18"/>
           <w:szCs w:val="18"/>
         </w:rPr>
-        <w:t xml:space="preserve">Step 2</w:t>
-      </w:r>
-      <w:r>
-        <w:rPr>
-          <w:rFonts w:ascii="Avenir Next" w:hAnsi="Avenir Next" w:cs="Avenir Next" w:eastAsia="Avenir Next"/>
-          <w:color w:val="1A1A1A"/>
-          <w:sz w:val="18"/>
-          <w:szCs w:val="18"/>
-        </w:rPr>
         <w:tab/>
       </w:r>
       <w:r>
         <w:rPr>
           <w:rFonts w:ascii="Avenir Next" w:hAnsi="Avenir Next" w:cs="Avenir Next" w:eastAsia="Avenir Next"/>
           <w:color w:val="1A1A1A"/>
+          <w:sz w:val="22"/>
+          <w:szCs w:val="21"/>
+        </w:rPr>
+        <w:t xml:space="preserve">Put it in parentheses: (</w:t>
+      </w:r>
+      <w:r>
+        <w:rPr>
+          <w:rFonts w:ascii="Avenir Next" w:hAnsi="Avenir Next" w:cs="Avenir Next" w:eastAsia="Avenir Next"/>
+          <w:color w:val="1A1A1A"/>
           <w:sz w:val="21"/>
           <w:szCs w:val="21"/>
-        </w:rPr>
-        <w:t xml:space="preserve">Put it in parentheses: (</w:t>
-      </w:r>
-      <w:r>
-        <w:rPr>
-          <w:rFonts w:ascii="Avenir Next" w:hAnsi="Avenir Next" w:cs="Avenir Next" w:eastAsia="Avenir Next"/>
-          <w:color w:val="1A1A1A"/>
-          <w:sz w:val="21"/>
-          <w:szCs w:val="21"/>
           <w:u w:val="single"/>
         </w:rPr>
         <w:t xml:space="preserve">                </w:t>
@@ -2499,7 +2518,7 @@
         <w:rPr>
           <w:rFonts w:ascii="Avenir Next" w:hAnsi="Avenir Next" w:cs="Avenir Next" w:eastAsia="Avenir Next"/>
           <w:color w:val="1A1A1A"/>
-          <w:sz w:val="21"/>
+          <w:sz w:val="22"/>
           <w:szCs w:val="21"/>
         </w:rPr>
         <w:t xml:space="preserve">)</w:t>
@@ -2511,7 +2530,7 @@
         <w:tabs>
           <w:tab w:val="left" w:pos="1300"/>
         </w:tabs>
-        <w:spacing w:before="0" w:after="24" w:line="272" w:lineRule="auto"/>
+        <w:spacing w:before="0" w:after="20" w:line="256" w:lineRule="auto"/>
         <w:ind w:left="1300" w:hanging="868"/>
       </w:pPr>
       <w:r>
@@ -2519,35 +2538,35 @@
           <w:rFonts w:ascii="Avenir Next" w:hAnsi="Avenir Next" w:cs="Avenir Next" w:eastAsia="Avenir Next"/>
           <w:b/>
           <w:color w:val="003A70"/>
+          <w:sz w:val="22"/>
+          <w:szCs w:val="18"/>
+        </w:rPr>
+        <w:t xml:space="preserve">Step 3</w:t>
+      </w:r>
+      <w:r>
+        <w:rPr>
+          <w:rFonts w:ascii="Avenir Next" w:hAnsi="Avenir Next" w:cs="Avenir Next" w:eastAsia="Avenir Next"/>
+          <w:color w:val="1A1A1A"/>
           <w:sz w:val="18"/>
           <w:szCs w:val="18"/>
         </w:rPr>
-        <w:t xml:space="preserve">Step 3</w:t>
-      </w:r>
-      <w:r>
-        <w:rPr>
-          <w:rFonts w:ascii="Avenir Next" w:hAnsi="Avenir Next" w:cs="Avenir Next" w:eastAsia="Avenir Next"/>
-          <w:color w:val="1A1A1A"/>
-          <w:sz w:val="18"/>
-          <w:szCs w:val="18"/>
-        </w:rPr>
         <w:tab/>
       </w:r>
       <w:r>
         <w:rPr>
           <w:rFonts w:ascii="Avenir Next" w:hAnsi="Avenir Next" w:cs="Avenir Next" w:eastAsia="Avenir Next"/>
           <w:color w:val="1A1A1A"/>
+          <w:sz w:val="22"/>
+          <w:szCs w:val="21"/>
+        </w:rPr>
+        <w:t xml:space="preserve">The expression is 2 × </w:t>
+      </w:r>
+      <w:r>
+        <w:rPr>
+          <w:rFonts w:ascii="Avenir Next" w:hAnsi="Avenir Next" w:cs="Avenir Next" w:eastAsia="Avenir Next"/>
+          <w:color w:val="1A1A1A"/>
           <w:sz w:val="21"/>
           <w:szCs w:val="21"/>
-        </w:rPr>
-        <w:t xml:space="preserve">The expression is 2 × </w:t>
-      </w:r>
-      <w:r>
-        <w:rPr>
-          <w:rFonts w:ascii="Avenir Next" w:hAnsi="Avenir Next" w:cs="Avenir Next" w:eastAsia="Avenir Next"/>
-          <w:color w:val="1A1A1A"/>
-          <w:sz w:val="21"/>
-          <w:szCs w:val="21"/>
           <w:u w:val="single"/>
         </w:rPr>
         <w:t xml:space="preserve">                </w:t>
@@ -2556,7 +2575,7 @@
         <w:rPr>
           <w:rFonts w:ascii="Avenir Next" w:hAnsi="Avenir Next" w:cs="Avenir Next" w:eastAsia="Avenir Next"/>
           <w:color w:val="1A1A1A"/>
-          <w:sz w:val="21"/>
+          <w:sz w:val="22"/>
           <w:szCs w:val="21"/>
         </w:rPr>
         <w:t xml:space="preserve">.</w:t>
@@ -2573,7 +2592,7 @@
         <w:tabs>
           <w:tab w:val="left" w:pos="432"/>
         </w:tabs>
-        <w:spacing w:before="90" w:after="40" w:line="268" w:lineRule="auto"/>
+        <w:spacing w:before="76" w:after="34" w:line="254" w:lineRule="auto"/>
         <w:ind w:left="432" w:hanging="432"/>
       </w:pPr>
       <w:r>
@@ -2611,7 +2630,7 @@
         <w:tabs>
           <w:tab w:val="left" w:pos="1300"/>
         </w:tabs>
-        <w:spacing w:before="0" w:after="24" w:line="272" w:lineRule="auto"/>
+        <w:spacing w:before="0" w:after="20" w:line="256" w:lineRule="auto"/>
         <w:ind w:left="1300" w:hanging="868"/>
       </w:pPr>
       <w:r>
@@ -2619,35 +2638,35 @@
           <w:rFonts w:ascii="Avenir Next" w:hAnsi="Avenir Next" w:cs="Avenir Next" w:eastAsia="Avenir Next"/>
           <w:b/>
           <w:color w:val="003A70"/>
+          <w:sz w:val="22"/>
+          <w:szCs w:val="18"/>
+        </w:rPr>
+        <w:t xml:space="preserve">Step 1</w:t>
+      </w:r>
+      <w:r>
+        <w:rPr>
+          <w:rFonts w:ascii="Avenir Next" w:hAnsi="Avenir Next" w:cs="Avenir Next" w:eastAsia="Avenir Next"/>
+          <w:color w:val="1A1A1A"/>
           <w:sz w:val="18"/>
           <w:szCs w:val="18"/>
         </w:rPr>
-        <w:t xml:space="preserve">Step 1</w:t>
-      </w:r>
-      <w:r>
-        <w:rPr>
-          <w:rFonts w:ascii="Avenir Next" w:hAnsi="Avenir Next" w:cs="Avenir Next" w:eastAsia="Avenir Next"/>
-          <w:color w:val="1A1A1A"/>
-          <w:sz w:val="18"/>
-          <w:szCs w:val="18"/>
-        </w:rPr>
         <w:tab/>
       </w:r>
       <w:r>
         <w:rPr>
           <w:rFonts w:ascii="Avenir Next" w:hAnsi="Avenir Next" w:cs="Avenir Next" w:eastAsia="Avenir Next"/>
           <w:color w:val="1A1A1A"/>
+          <w:sz w:val="22"/>
+          <w:szCs w:val="21"/>
+        </w:rPr>
+        <w:t xml:space="preserve">First: 10 </w:t>
+      </w:r>
+      <w:r>
+        <w:rPr>
+          <w:rFonts w:ascii="Avenir Next" w:hAnsi="Avenir Next" w:cs="Avenir Next" w:eastAsia="Avenir Next"/>
+          <w:color w:val="1A1A1A"/>
           <w:sz w:val="21"/>
           <w:szCs w:val="21"/>
-        </w:rPr>
-        <w:t xml:space="preserve">First: 10 </w:t>
-      </w:r>
-      <w:r>
-        <w:rPr>
-          <w:rFonts w:ascii="Avenir Next" w:hAnsi="Avenir Next" w:cs="Avenir Next" w:eastAsia="Avenir Next"/>
-          <w:color w:val="1A1A1A"/>
-          <w:sz w:val="21"/>
-          <w:szCs w:val="21"/>
           <w:u w:val="single"/>
         </w:rPr>
         <w:t xml:space="preserve">                </w:t>
@@ -2656,7 +2675,7 @@
         <w:rPr>
           <w:rFonts w:ascii="Avenir Next" w:hAnsi="Avenir Next" w:cs="Avenir Next" w:eastAsia="Avenir Next"/>
           <w:color w:val="1A1A1A"/>
-          <w:sz w:val="21"/>
+          <w:sz w:val="22"/>
           <w:szCs w:val="21"/>
         </w:rPr>
         <w:t xml:space="preserve"> 4</w:t>
@@ -2668,7 +2687,7 @@
         <w:tabs>
           <w:tab w:val="left" w:pos="1300"/>
         </w:tabs>
-        <w:spacing w:before="0" w:after="24" w:line="272" w:lineRule="auto"/>
+        <w:spacing w:before="0" w:after="20" w:line="256" w:lineRule="auto"/>
         <w:ind w:left="1300" w:hanging="868"/>
       </w:pPr>
       <w:r>
@@ -2676,35 +2695,35 @@
           <w:rFonts w:ascii="Avenir Next" w:hAnsi="Avenir Next" w:cs="Avenir Next" w:eastAsia="Avenir Next"/>
           <w:b/>
           <w:color w:val="003A70"/>
+          <w:sz w:val="22"/>
+          <w:szCs w:val="18"/>
+        </w:rPr>
+        <w:t xml:space="preserve">Step 2</w:t>
+      </w:r>
+      <w:r>
+        <w:rPr>
+          <w:rFonts w:ascii="Avenir Next" w:hAnsi="Avenir Next" w:cs="Avenir Next" w:eastAsia="Avenir Next"/>
+          <w:color w:val="1A1A1A"/>
           <w:sz w:val="18"/>
           <w:szCs w:val="18"/>
         </w:rPr>
-        <w:t xml:space="preserve">Step 2</w:t>
-      </w:r>
-      <w:r>
-        <w:rPr>
-          <w:rFonts w:ascii="Avenir Next" w:hAnsi="Avenir Next" w:cs="Avenir Next" w:eastAsia="Avenir Next"/>
-          <w:color w:val="1A1A1A"/>
-          <w:sz w:val="18"/>
-          <w:szCs w:val="18"/>
-        </w:rPr>
         <w:tab/>
       </w:r>
       <w:r>
         <w:rPr>
           <w:rFonts w:ascii="Avenir Next" w:hAnsi="Avenir Next" w:cs="Avenir Next" w:eastAsia="Avenir Next"/>
           <w:color w:val="1A1A1A"/>
+          <w:sz w:val="22"/>
+          <w:szCs w:val="21"/>
+        </w:rPr>
+        <w:t xml:space="preserve">Put it in parentheses: (</w:t>
+      </w:r>
+      <w:r>
+        <w:rPr>
+          <w:rFonts w:ascii="Avenir Next" w:hAnsi="Avenir Next" w:cs="Avenir Next" w:eastAsia="Avenir Next"/>
+          <w:color w:val="1A1A1A"/>
           <w:sz w:val="21"/>
           <w:szCs w:val="21"/>
-        </w:rPr>
-        <w:t xml:space="preserve">Put it in parentheses: (</w:t>
-      </w:r>
-      <w:r>
-        <w:rPr>
-          <w:rFonts w:ascii="Avenir Next" w:hAnsi="Avenir Next" w:cs="Avenir Next" w:eastAsia="Avenir Next"/>
-          <w:color w:val="1A1A1A"/>
-          <w:sz w:val="21"/>
-          <w:szCs w:val="21"/>
           <w:u w:val="single"/>
         </w:rPr>
         <w:t xml:space="preserve">                </w:t>
@@ -2713,7 +2732,7 @@
         <w:rPr>
           <w:rFonts w:ascii="Avenir Next" w:hAnsi="Avenir Next" w:cs="Avenir Next" w:eastAsia="Avenir Next"/>
           <w:color w:val="1A1A1A"/>
-          <w:sz w:val="21"/>
+          <w:sz w:val="22"/>
           <w:szCs w:val="21"/>
         </w:rPr>
         <w:t xml:space="preserve">)</w:t>
@@ -2725,7 +2744,7 @@
         <w:tabs>
           <w:tab w:val="left" w:pos="1300"/>
         </w:tabs>
-        <w:spacing w:before="0" w:after="24" w:line="272" w:lineRule="auto"/>
+        <w:spacing w:before="0" w:after="20" w:line="256" w:lineRule="auto"/>
         <w:ind w:left="1300" w:hanging="868"/>
       </w:pPr>
       <w:r>
@@ -2733,35 +2752,35 @@
           <w:rFonts w:ascii="Avenir Next" w:hAnsi="Avenir Next" w:cs="Avenir Next" w:eastAsia="Avenir Next"/>
           <w:b/>
           <w:color w:val="003A70"/>
+          <w:sz w:val="22"/>
+          <w:szCs w:val="18"/>
+        </w:rPr>
+        <w:t xml:space="preserve">Step 3</w:t>
+      </w:r>
+      <w:r>
+        <w:rPr>
+          <w:rFonts w:ascii="Avenir Next" w:hAnsi="Avenir Next" w:cs="Avenir Next" w:eastAsia="Avenir Next"/>
+          <w:color w:val="1A1A1A"/>
           <w:sz w:val="18"/>
           <w:szCs w:val="18"/>
         </w:rPr>
-        <w:t xml:space="preserve">Step 3</w:t>
-      </w:r>
-      <w:r>
-        <w:rPr>
-          <w:rFonts w:ascii="Avenir Next" w:hAnsi="Avenir Next" w:cs="Avenir Next" w:eastAsia="Avenir Next"/>
-          <w:color w:val="1A1A1A"/>
-          <w:sz w:val="18"/>
-          <w:szCs w:val="18"/>
-        </w:rPr>
         <w:tab/>
       </w:r>
       <w:r>
         <w:rPr>
           <w:rFonts w:ascii="Avenir Next" w:hAnsi="Avenir Next" w:cs="Avenir Next" w:eastAsia="Avenir Next"/>
           <w:color w:val="1A1A1A"/>
+          <w:sz w:val="22"/>
+          <w:szCs w:val="21"/>
+        </w:rPr>
+        <w:t xml:space="preserve">The expression is 5 × </w:t>
+      </w:r>
+      <w:r>
+        <w:rPr>
+          <w:rFonts w:ascii="Avenir Next" w:hAnsi="Avenir Next" w:cs="Avenir Next" w:eastAsia="Avenir Next"/>
+          <w:color w:val="1A1A1A"/>
           <w:sz w:val="21"/>
           <w:szCs w:val="21"/>
-        </w:rPr>
-        <w:t xml:space="preserve">The expression is 5 × </w:t>
-      </w:r>
-      <w:r>
-        <w:rPr>
-          <w:rFonts w:ascii="Avenir Next" w:hAnsi="Avenir Next" w:cs="Avenir Next" w:eastAsia="Avenir Next"/>
-          <w:color w:val="1A1A1A"/>
-          <w:sz w:val="21"/>
-          <w:szCs w:val="21"/>
           <w:u w:val="single"/>
         </w:rPr>
         <w:t xml:space="preserve">                </w:t>
@@ -2770,7 +2789,7 @@
         <w:rPr>
           <w:rFonts w:ascii="Avenir Next" w:hAnsi="Avenir Next" w:cs="Avenir Next" w:eastAsia="Avenir Next"/>
           <w:color w:val="1A1A1A"/>
-          <w:sz w:val="21"/>
+          <w:sz w:val="22"/>
           <w:szCs w:val="21"/>
         </w:rPr>
         <w:t xml:space="preserve">.</w:t>
@@ -2783,6 +2802,7 @@
     </w:p>
     <w:p>
       <w:pPr>
+        <w:pStyle w:val="Heading2"/>
         <w:keepNext/>
         <w:pBdr>
           <w:bottom w:val="single" w:sz="8" w:space="3" w:color="003A70"/>
@@ -2790,7 +2810,7 @@
         <w:tabs>
           <w:tab w:val="right" w:pos="9504"/>
         </w:tabs>
-        <w:spacing w:before="50" w:after="36" w:line="240" w:lineRule="auto"/>
+        <w:spacing w:before="42" w:after="31" w:line="240" w:lineRule="auto"/>
       </w:pPr>
       <w:r>
         <w:rPr>
@@ -2798,7 +2818,7 @@
           <w:b/>
           <w:color w:val="003A70"/>
           <w:spacing w:val="14"/>
-          <w:sz w:val="19"/>
+          <w:sz w:val="22"/>
           <w:szCs w:val="19"/>
         </w:rPr>
         <w:t xml:space="preserve">YOUR TURN</w:t>
@@ -2817,7 +2837,7 @@
           <w:rFonts w:ascii="Avenir Next" w:hAnsi="Avenir Next" w:cs="Avenir Next" w:eastAsia="Avenir Next"/>
           <w:i/>
           <w:color w:val="5A5F66"/>
-          <w:sz w:val="17"/>
+          <w:sz w:val="22"/>
           <w:szCs w:val="17"/>
         </w:rPr>
         <w:t xml:space="preserve">use the steps on your own</w:t>
@@ -2867,7 +2887,7 @@
               <w:tabs>
                 <w:tab w:val="left" w:pos="432"/>
               </w:tabs>
-              <w:spacing w:before="90" w:after="40" w:line="268" w:lineRule="auto"/>
+              <w:spacing w:before="76" w:after="34" w:line="254" w:lineRule="auto"/>
               <w:ind w:left="432" w:hanging="432"/>
             </w:pPr>
             <w:r>
@@ -2940,7 +2960,7 @@
                     <w:tabs>
                       <w:tab w:val="left" w:pos="340"/>
                     </w:tabs>
-                    <w:spacing w:before="0" w:after="0" w:line="276" w:lineRule="auto"/>
+                    <w:spacing w:before="0" w:after="0" w:line="258" w:lineRule="auto"/>
                     <w:ind w:left="340" w:hanging="340"/>
                   </w:pPr>
                   <w:r>
@@ -3002,7 +3022,7 @@
                     <w:tabs>
                       <w:tab w:val="left" w:pos="340"/>
                     </w:tabs>
-                    <w:spacing w:before="0" w:after="0" w:line="276" w:lineRule="auto"/>
+                    <w:spacing w:before="0" w:after="0" w:line="258" w:lineRule="auto"/>
                     <w:ind w:left="340" w:hanging="340"/>
                   </w:pPr>
                   <w:r>
@@ -3070,7 +3090,7 @@
                     <w:tabs>
                       <w:tab w:val="left" w:pos="340"/>
                     </w:tabs>
-                    <w:spacing w:before="0" w:after="0" w:line="276" w:lineRule="auto"/>
+                    <w:spacing w:before="0" w:after="0" w:line="258" w:lineRule="auto"/>
                     <w:ind w:left="340" w:hanging="340"/>
                   </w:pPr>
                   <w:r>
@@ -3132,7 +3152,7 @@
                     <w:tabs>
                       <w:tab w:val="left" w:pos="340"/>
                     </w:tabs>
-                    <w:spacing w:before="0" w:after="0" w:line="276" w:lineRule="auto"/>
+                    <w:spacing w:before="0" w:after="0" w:line="258" w:lineRule="auto"/>
                     <w:ind w:left="340" w:hanging="340"/>
                   </w:pPr>
                   <w:r>
@@ -3201,6 +3221,7 @@
     </w:p>
     <w:p>
       <w:pPr>
+        <w:pStyle w:val="Heading2"/>
         <w:keepNext/>
         <w:pBdr>
           <w:bottom w:val="single" w:sz="8" w:space="3" w:color="003A70"/>
@@ -3208,7 +3229,7 @@
         <w:tabs>
           <w:tab w:val="right" w:pos="9504"/>
         </w:tabs>
-        <w:spacing w:before="50" w:after="36" w:line="240" w:lineRule="auto"/>
+        <w:spacing w:before="42" w:after="31" w:line="240" w:lineRule="auto"/>
       </w:pPr>
       <w:r>
         <w:rPr>
@@ -3216,7 +3237,7 @@
           <w:b/>
           <w:color w:val="003A70"/>
           <w:spacing w:val="14"/>
-          <w:sz w:val="19"/>
+          <w:sz w:val="22"/>
           <w:szCs w:val="19"/>
         </w:rPr>
         <w:t xml:space="preserve">READY CHECK</w:t>
@@ -3235,7 +3256,7 @@
           <w:rFonts w:ascii="Avenir Next" w:hAnsi="Avenir Next" w:cs="Avenir Next" w:eastAsia="Avenir Next"/>
           <w:i/>
           <w:color w:val="5A5F66"/>
-          <w:sz w:val="17"/>
+          <w:sz w:val="22"/>
           <w:szCs w:val="17"/>
         </w:rPr>
         <w:t xml:space="preserve">a problem like the one in today’s lesson</w:t>
@@ -3285,7 +3306,7 @@
               <w:tabs>
                 <w:tab w:val="left" w:pos="432"/>
               </w:tabs>
-              <w:spacing w:before="90" w:after="40" w:line="268" w:lineRule="auto"/>
+              <w:spacing w:before="76" w:after="34" w:line="254" w:lineRule="auto"/>
               <w:ind w:left="432" w:hanging="432"/>
             </w:pPr>
             <w:r>
@@ -3359,7 +3380,7 @@
                     <w:tabs>
                       <w:tab w:val="left" w:pos="340"/>
                     </w:tabs>
-                    <w:spacing w:before="0" w:after="0" w:line="264" w:lineRule="auto"/>
+                    <w:spacing w:before="0" w:after="0" w:line="252" w:lineRule="auto"/>
                     <w:ind w:left="340" w:hanging="340"/>
                   </w:pPr>
                   <w:r>
@@ -3367,7 +3388,7 @@
                       <w:rFonts w:ascii="Avenir Next" w:hAnsi="Avenir Next" w:cs="Avenir Next" w:eastAsia="Avenir Next"/>
                       <w:b/>
                       <w:color w:val="003A70"/>
-                      <w:sz w:val="21"/>
+                      <w:sz w:val="22"/>
                       <w:szCs w:val="21"/>
                     </w:rPr>
                     <w:t xml:space="preserve">A</w:t>
@@ -3385,7 +3406,7 @@
                     <w:rPr>
                       <w:rFonts w:ascii="Avenir Next" w:hAnsi="Avenir Next" w:cs="Avenir Next" w:eastAsia="Avenir Next"/>
                       <w:color w:val="1A1A1A"/>
-                      <w:sz w:val="21"/>
+                      <w:sz w:val="22"/>
                       <w:szCs w:val="21"/>
                     </w:rPr>
                     <w:t xml:space="preserve">3 × 4 + 6</w:t>
@@ -3402,7 +3423,7 @@
                     <w:tabs>
                       <w:tab w:val="left" w:pos="340"/>
                     </w:tabs>
-                    <w:spacing w:before="0" w:after="0" w:line="264" w:lineRule="auto"/>
+                    <w:spacing w:before="0" w:after="0" w:line="252" w:lineRule="auto"/>
                     <w:ind w:left="340" w:hanging="340"/>
                   </w:pPr>
                   <w:r>
@@ -3410,7 +3431,7 @@
                       <w:rFonts w:ascii="Avenir Next" w:hAnsi="Avenir Next" w:cs="Avenir Next" w:eastAsia="Avenir Next"/>
                       <w:b/>
                       <w:color w:val="003A70"/>
-                      <w:sz w:val="21"/>
+                      <w:sz w:val="22"/>
                       <w:szCs w:val="21"/>
                     </w:rPr>
                     <w:t xml:space="preserve">B</w:t>
@@ -3428,7 +3449,7 @@
                     <w:rPr>
                       <w:rFonts w:ascii="Avenir Next" w:hAnsi="Avenir Next" w:cs="Avenir Next" w:eastAsia="Avenir Next"/>
                       <w:color w:val="1A1A1A"/>
-                      <w:sz w:val="21"/>
+                      <w:sz w:val="22"/>
                       <w:szCs w:val="21"/>
                     </w:rPr>
                     <w:t xml:space="preserve">3 × (4 + 6)</w:t>
@@ -3445,7 +3466,7 @@
                     <w:tabs>
                       <w:tab w:val="left" w:pos="340"/>
                     </w:tabs>
-                    <w:spacing w:before="0" w:after="0" w:line="264" w:lineRule="auto"/>
+                    <w:spacing w:before="0" w:after="0" w:line="252" w:lineRule="auto"/>
                     <w:ind w:left="340" w:hanging="340"/>
                   </w:pPr>
                   <w:r>
@@ -3453,7 +3474,7 @@
                       <w:rFonts w:ascii="Avenir Next" w:hAnsi="Avenir Next" w:cs="Avenir Next" w:eastAsia="Avenir Next"/>
                       <w:b/>
                       <w:color w:val="003A70"/>
-                      <w:sz w:val="21"/>
+                      <w:sz w:val="22"/>
                       <w:szCs w:val="21"/>
                     </w:rPr>
                     <w:t xml:space="preserve">C</w:t>
@@ -3471,7 +3492,7 @@
                     <w:rPr>
                       <w:rFonts w:ascii="Avenir Next" w:hAnsi="Avenir Next" w:cs="Avenir Next" w:eastAsia="Avenir Next"/>
                       <w:color w:val="1A1A1A"/>
-                      <w:sz w:val="21"/>
+                      <w:sz w:val="22"/>
                       <w:szCs w:val="21"/>
                     </w:rPr>
                     <w:t xml:space="preserve">4 + 6 × 3</w:t>
@@ -3488,7 +3509,7 @@
                     <w:tabs>
                       <w:tab w:val="left" w:pos="340"/>
                     </w:tabs>
-                    <w:spacing w:before="0" w:after="0" w:line="264" w:lineRule="auto"/>
+                    <w:spacing w:before="0" w:after="0" w:line="252" w:lineRule="auto"/>
                     <w:ind w:left="340" w:hanging="340"/>
                   </w:pPr>
                   <w:r>
@@ -3496,7 +3517,7 @@
                       <w:rFonts w:ascii="Avenir Next" w:hAnsi="Avenir Next" w:cs="Avenir Next" w:eastAsia="Avenir Next"/>
                       <w:b/>
                       <w:color w:val="003A70"/>
-                      <w:sz w:val="21"/>
+                      <w:sz w:val="22"/>
                       <w:szCs w:val="21"/>
                     </w:rPr>
                     <w:t xml:space="preserve">D</w:t>
@@ -3514,7 +3535,7 @@
                     <w:rPr>
                       <w:rFonts w:ascii="Avenir Next" w:hAnsi="Avenir Next" w:cs="Avenir Next" w:eastAsia="Avenir Next"/>
                       <w:color w:val="1A1A1A"/>
-                      <w:sz w:val="21"/>
+                      <w:sz w:val="22"/>
                       <w:szCs w:val="21"/>
                     </w:rPr>
                     <w:t xml:space="preserve">3 + 4 + 6</w:t>
@@ -3563,19 +3584,42 @@
         <w:tblLook w:val="0000" w:firstRow="0" w:lastRow="0" w:firstColumn="0" w:lastColumn="0" w:noHBand="1" w:noVBand="1"/>
       </w:tblPr>
       <w:tblGrid>
-        <w:gridCol w:w="2000"/>
-        <w:gridCol w:w="2300"/>
-        <w:gridCol w:w="2100"/>
-        <w:gridCol w:w="3104"/>
+        <w:gridCol w:w="1750"/>
+        <w:gridCol w:w="2500"/>
+        <w:gridCol w:w="2200"/>
+        <w:gridCol w:w="3054"/>
       </w:tblGrid>
       <w:tr>
         <w:trPr>
           <w:cantSplit/>
-          <w:trHeight w:val="320" w:hRule="atLeast"/>
+          <w:trHeight w:val="300" w:hRule="atLeast"/>
         </w:trPr>
         <w:tc>
           <w:tcPr>
-            <w:tcW w:w="2000" w:type="dxa"/>
+            <w:tcW w:w="1750" w:type="dxa"/>
+            <w:vAlign w:val="center"/>
+          </w:tcPr>
+          <w:p>
+            <w:pPr>
+              <w:pStyle w:val="Heading2"/>
+              <w:spacing w:before="0" w:after="0" w:line="240" w:lineRule="auto"/>
+            </w:pPr>
+            <w:r>
+              <w:rPr>
+                <w:rFonts w:ascii="Avenir Next" w:hAnsi="Avenir Next" w:cs="Avenir Next" w:eastAsia="Avenir Next"/>
+                <w:b/>
+                <w:color w:val="003A70"/>
+                <w:spacing w:val="12"/>
+                <w:sz w:val="15"/>
+                <w:szCs w:val="15"/>
+              </w:rPr>
+              <w:t xml:space="preserve">CHECK YOURSELF</w:t>
+            </w:r>
+          </w:p>
+        </w:tc>
+        <w:tc>
+          <w:tcPr>
+            <w:tcW w:w="2500" w:type="dxa"/>
             <w:vAlign w:val="center"/>
           </w:tcPr>
           <w:p>
@@ -3584,20 +3628,27 @@
             </w:pPr>
             <w:r>
               <w:rPr>
-                <w:rFonts w:ascii="Avenir Next" w:hAnsi="Avenir Next" w:cs="Avenir Next" w:eastAsia="Avenir Next"/>
-                <w:b/>
-                <w:color w:val="003A70"/>
-                <w:spacing w:val="12"/>
-                <w:sz w:val="15"/>
-                <w:szCs w:val="15"/>
-              </w:rPr>
-              <w:t xml:space="preserve">CHECK YOURSELF</w:t>
+                <w:rFonts w:ascii="Arial" w:hAnsi="Arial" w:cs="Arial" w:eastAsia="Arial"/>
+                <w:color w:val="1A1A1A"/>
+                <w:sz w:val="20"/>
+                <w:szCs w:val="20"/>
+              </w:rPr>
+              <w:t xml:space="preserve">□</w:t>
+            </w:r>
+            <w:r>
+              <w:rPr>
+                <w:rFonts w:ascii="Avenir Next" w:hAnsi="Avenir Next" w:cs="Avenir Next" w:eastAsia="Avenir Next"/>
+                <w:color w:val="1A1A1A"/>
+                <w:sz w:val="17"/>
+                <w:szCs w:val="17"/>
+              </w:rPr>
+              <w:t xml:space="preserve">  I can do this on my own</w:t>
             </w:r>
           </w:p>
         </w:tc>
         <w:tc>
           <w:tcPr>
-            <w:tcW w:w="2300" w:type="dxa"/>
+            <w:tcW w:w="2200" w:type="dxa"/>
             <w:vAlign w:val="center"/>
           </w:tcPr>
           <w:p>
@@ -3608,8 +3659,8 @@
               <w:rPr>
                 <w:rFonts w:ascii="Arial" w:hAnsi="Arial" w:cs="Arial" w:eastAsia="Arial"/>
                 <w:color w:val="1A1A1A"/>
-                <w:sz w:val="24"/>
-                <w:szCs w:val="24"/>
+                <w:sz w:val="20"/>
+                <w:szCs w:val="20"/>
               </w:rPr>
               <w:t xml:space="preserve">□</w:t>
             </w:r>
@@ -3620,13 +3671,13 @@
                 <w:sz w:val="17"/>
                 <w:szCs w:val="17"/>
               </w:rPr>
-              <w:t xml:space="preserve">  I can do this on my own</w:t>
+              <w:t xml:space="preserve">  I need a little help</w:t>
             </w:r>
           </w:p>
         </w:tc>
         <w:tc>
           <w:tcPr>
-            <w:tcW w:w="2100" w:type="dxa"/>
+            <w:tcW w:w="3054" w:type="dxa"/>
             <w:vAlign w:val="center"/>
           </w:tcPr>
           <w:p>
@@ -3637,37 +3688,8 @@
               <w:rPr>
                 <w:rFonts w:ascii="Arial" w:hAnsi="Arial" w:cs="Arial" w:eastAsia="Arial"/>
                 <w:color w:val="1A1A1A"/>
-                <w:sz w:val="24"/>
-                <w:szCs w:val="24"/>
-              </w:rPr>
-              <w:t xml:space="preserve">□</w:t>
-            </w:r>
-            <w:r>
-              <w:rPr>
-                <w:rFonts w:ascii="Avenir Next" w:hAnsi="Avenir Next" w:cs="Avenir Next" w:eastAsia="Avenir Next"/>
-                <w:color w:val="1A1A1A"/>
-                <w:sz w:val="17"/>
-                <w:szCs w:val="17"/>
-              </w:rPr>
-              <w:t xml:space="preserve">  I need a little help</w:t>
-            </w:r>
-          </w:p>
-        </w:tc>
-        <w:tc>
-          <w:tcPr>
-            <w:tcW w:w="3104" w:type="dxa"/>
-            <w:vAlign w:val="center"/>
-          </w:tcPr>
-          <w:p>
-            <w:pPr>
-              <w:spacing w:before="0" w:after="0" w:line="240" w:lineRule="auto"/>
-            </w:pPr>
-            <w:r>
-              <w:rPr>
-                <w:rFonts w:ascii="Arial" w:hAnsi="Arial" w:cs="Arial" w:eastAsia="Arial"/>
-                <w:color w:val="1A1A1A"/>
-                <w:sz w:val="24"/>
-                <w:szCs w:val="24"/>
+                <w:sz w:val="20"/>
+                <w:szCs w:val="20"/>
               </w:rPr>
               <w:t xml:space="preserve">□</w:t>
             </w:r>
@@ -3702,7 +3724,7 @@
     <w:sectPr>
       <w:footerReference w:type="default" r:id="rIdFooter1"/>
       <w:pgSz w:w="12240" w:h="15840"/>
-      <w:pgMar w:top="893" w:right="1224" w:bottom="835" w:left="1512" w:header="432" w:footer="432" w:gutter="0"/>
+      <w:pgMar w:top="780" w:right="1224" w:bottom="760" w:left="1512" w:header="432" w:footer="432" w:gutter="0"/>
       <w:cols w:space="720"/>
     </w:sectPr>
   </w:body>
@@ -3782,7 +3804,106 @@
               <w:sz w:val="15"/>
               <w:szCs w:val="15"/>
             </w:rPr>
-            <w:t xml:space="preserve">Lesson 6-4  ·  Session 1  ·  Prerequisite Practice B</w:t>
+            <w:t xml:space="preserve">6-4 · Page </w:t>
+          </w:r>
+          <w:r>
+            <w:rPr>
+              <w:rFonts w:ascii="Avenir Next" w:hAnsi="Avenir Next" w:cs="Avenir Next" w:eastAsia="Avenir Next"/>
+              <w:color w:val="5A5F66"/>
+              <w:sz w:val="15"/>
+              <w:szCs w:val="15"/>
+            </w:rPr>
+            <w:fldChar w:fldCharType="begin"/>
+          </w:r>
+          <w:r>
+            <w:rPr>
+              <w:rFonts w:ascii="Avenir Next" w:hAnsi="Avenir Next" w:cs="Avenir Next" w:eastAsia="Avenir Next"/>
+              <w:color w:val="5A5F66"/>
+              <w:sz w:val="15"/>
+              <w:szCs w:val="15"/>
+            </w:rPr>
+            <w:instrText xml:space="preserve"> PAGE </w:instrText>
+          </w:r>
+          <w:r>
+            <w:rPr>
+              <w:rFonts w:ascii="Avenir Next" w:hAnsi="Avenir Next" w:cs="Avenir Next" w:eastAsia="Avenir Next"/>
+              <w:color w:val="5A5F66"/>
+              <w:sz w:val="15"/>
+              <w:szCs w:val="15"/>
+            </w:rPr>
+            <w:fldChar w:fldCharType="separate"/>
+          </w:r>
+          <w:r>
+            <w:rPr>
+              <w:rFonts w:ascii="Avenir Next" w:hAnsi="Avenir Next" w:cs="Avenir Next" w:eastAsia="Avenir Next"/>
+              <w:color w:val="5A5F66"/>
+              <w:sz w:val="15"/>
+              <w:szCs w:val="15"/>
+            </w:rPr>
+            <w:t xml:space="preserve">1</w:t>
+          </w:r>
+          <w:r>
+            <w:rPr>
+              <w:rFonts w:ascii="Avenir Next" w:hAnsi="Avenir Next" w:cs="Avenir Next" w:eastAsia="Avenir Next"/>
+              <w:color w:val="5A5F66"/>
+              <w:sz w:val="15"/>
+              <w:szCs w:val="15"/>
+            </w:rPr>
+            <w:fldChar w:fldCharType="end"/>
+          </w:r>
+          <w:r>
+            <w:rPr>
+              <w:rFonts w:ascii="Avenir Next" w:hAnsi="Avenir Next" w:cs="Avenir Next" w:eastAsia="Avenir Next"/>
+              <w:color w:val="5A5F66"/>
+              <w:sz w:val="15"/>
+              <w:szCs w:val="15"/>
+            </w:rPr>
+            <w:t xml:space="preserve"> of </w:t>
+          </w:r>
+          <w:r>
+            <w:rPr>
+              <w:rFonts w:ascii="Avenir Next" w:hAnsi="Avenir Next" w:cs="Avenir Next" w:eastAsia="Avenir Next"/>
+              <w:color w:val="5A5F66"/>
+              <w:sz w:val="15"/>
+              <w:szCs w:val="15"/>
+            </w:rPr>
+            <w:fldChar w:fldCharType="begin"/>
+          </w:r>
+          <w:r>
+            <w:rPr>
+              <w:rFonts w:ascii="Avenir Next" w:hAnsi="Avenir Next" w:cs="Avenir Next" w:eastAsia="Avenir Next"/>
+              <w:color w:val="5A5F66"/>
+              <w:sz w:val="15"/>
+              <w:szCs w:val="15"/>
+            </w:rPr>
+            <w:instrText xml:space="preserve"> NUMPAGES </w:instrText>
+          </w:r>
+          <w:r>
+            <w:rPr>
+              <w:rFonts w:ascii="Avenir Next" w:hAnsi="Avenir Next" w:cs="Avenir Next" w:eastAsia="Avenir Next"/>
+              <w:color w:val="5A5F66"/>
+              <w:sz w:val="15"/>
+              <w:szCs w:val="15"/>
+            </w:rPr>
+            <w:fldChar w:fldCharType="separate"/>
+          </w:r>
+          <w:r>
+            <w:rPr>
+              <w:rFonts w:ascii="Avenir Next" w:hAnsi="Avenir Next" w:cs="Avenir Next" w:eastAsia="Avenir Next"/>
+              <w:color w:val="5A5F66"/>
+              <w:sz w:val="15"/>
+              <w:szCs w:val="15"/>
+            </w:rPr>
+            <w:t xml:space="preserve">1</w:t>
+          </w:r>
+          <w:r>
+            <w:rPr>
+              <w:rFonts w:ascii="Avenir Next" w:hAnsi="Avenir Next" w:cs="Avenir Next" w:eastAsia="Avenir Next"/>
+              <w:color w:val="5A5F66"/>
+              <w:sz w:val="15"/>
+              <w:szCs w:val="15"/>
+            </w:rPr>
+            <w:fldChar w:fldCharType="end"/>
           </w:r>
         </w:p>
       </w:tc>
@@ -3825,5 +3946,23 @@
       </w:tblCellMar>
     </w:tblPr>
   </w:style>
+  <w:style w:type="paragraph" w:styleId="Heading1">
+    <w:name w:val="heading 1"/>
+    <w:basedOn w:val="Normal"/>
+    <w:pPr>
+      <w:outlineLvl w:val="0"/>
+      <w:keepNext w:val="0"/>
+      <w:keepLines w:val="0"/>
+    </w:pPr>
+  </w:style>
+  <w:style w:type="paragraph" w:styleId="Heading2">
+    <w:name w:val="heading 2"/>
+    <w:basedOn w:val="Normal"/>
+    <w:pPr>
+      <w:outlineLvl w:val="1"/>
+      <w:keepNext w:val="0"/>
+      <w:keepLines w:val="0"/>
+    </w:pPr>
+  </w:style>
 </w:styles>
 </file>